--- a/Introduction.docx
+++ b/Introduction.docx
@@ -3,137 +3,307 @@
 <w:document xmlns:wpc="http://schemas.microsoft.com/office/word/2010/wordprocessingCanvas" xmlns:cx="http://schemas.microsoft.com/office/drawing/2014/chartex" xmlns:cx1="http://schemas.microsoft.com/office/drawing/2015/9/8/chartex" xmlns:cx2="http://schemas.microsoft.com/office/drawing/2015/10/21/chartex" xmlns:cx3="http://schemas.microsoft.com/office/drawing/2016/5/9/chartex" xmlns:cx4="http://schemas.microsoft.com/office/drawing/2016/5/10/chartex" xmlns:cx5="http://schemas.microsoft.com/office/drawing/2016/5/11/chartex" xmlns:cx6="http://schemas.microsoft.com/office/drawing/2016/5/12/chartex" xmlns:cx7="http://schemas.microsoft.com/office/drawing/2016/5/13/chartex" xmlns:cx8="http://schemas.microsoft.com/office/drawing/2016/5/14/chartex" xmlns:mc="http://schemas.openxmlformats.org/markup-compatibility/2006" xmlns:aink="http://schemas.microsoft.com/office/drawing/2016/ink" xmlns:am3d="http://schemas.microsoft.com/office/drawing/2017/model3d" xmlns:o="urn:schemas-microsoft-com:office:office" xmlns:oel="http://schemas.microsoft.com/office/2019/extlst" xmlns:r="http://schemas.openxmlformats.org/officeDocument/2006/relationships" xmlns:m="http://schemas.openxmlformats.org/officeDocument/2006/math" xmlns:v="urn:schemas-microsoft-com:vml" xmlns:wp14="http://schemas.microsoft.com/office/word/2010/wordprocessingDrawing" xmlns:wp="http://schemas.openxmlformats.org/drawingml/2006/wordprocessingDrawing" xmlns:w10="urn:schemas-microsoft-com:office:word" xmlns:w="http://schemas.openxmlformats.org/wordprocessingml/2006/main" xmlns:w14="http://schemas.microsoft.com/office/word/2010/wordml" xmlns:w15="http://schemas.microsoft.com/office/word/2012/wordml" xmlns:w16cex="http://schemas.microsoft.com/office/word/2018/wordml/cex" xmlns:w16cid="http://schemas.microsoft.com/office/word/2016/wordml/cid" xmlns:w16="http://schemas.microsoft.com/office/word/2018/wordml" xmlns:w16du="http://schemas.microsoft.com/office/word/2023/wordml/word16du" xmlns:w16sdtdh="http://schemas.microsoft.com/office/word/2020/wordml/sdtdatahash" xmlns:w16se="http://schemas.microsoft.com/office/word/2015/wordml/symex" xmlns:wpg="http://schemas.microsoft.com/office/word/2010/wordprocessingGroup" xmlns:wpi="http://schemas.microsoft.com/office/word/2010/wordprocessingInk" xmlns:wne="http://schemas.microsoft.com/office/word/2006/wordml" xmlns:wps="http://schemas.microsoft.com/office/word/2010/wordprocessingShape" mc:Ignorable="w14 w15 w16se w16cid w16 w16cex w16sdtdh wp14">
   <w:body>
     <w:p>
-      <w:r>
+      <w:pPr>
+        <w:rPr>
+          <w:rFonts w:cstheme="minorHAnsi"/>
+        </w:rPr>
+      </w:pPr>
+      <w:r>
+        <w:rPr>
+          <w:rFonts w:cstheme="minorHAnsi"/>
+        </w:rPr>
         <w:t>Introduction</w:t>
       </w:r>
     </w:p>
     <w:p>
-      <w:r>
+      <w:pPr>
+        <w:rPr>
+          <w:rFonts w:cstheme="minorHAnsi"/>
+        </w:rPr>
+      </w:pPr>
+      <w:r>
+        <w:rPr>
+          <w:rFonts w:cstheme="minorHAnsi"/>
+        </w:rPr>
         <w:t>Chatbot</w:t>
       </w:r>
       <w:r>
+        <w:rPr>
+          <w:rFonts w:cstheme="minorHAnsi"/>
+        </w:rPr>
         <w:t xml:space="preserve"> and its </w:t>
       </w:r>
       <w:r>
+        <w:rPr>
+          <w:rFonts w:cstheme="minorHAnsi"/>
+        </w:rPr>
         <w:t>History</w:t>
       </w:r>
     </w:p>
     <w:p>
-      <w:r>
+      <w:pPr>
+        <w:rPr>
+          <w:rFonts w:cstheme="minorHAnsi"/>
+        </w:rPr>
+      </w:pPr>
+      <w:r>
+        <w:rPr>
+          <w:rFonts w:cstheme="minorHAnsi"/>
+        </w:rPr>
         <w:t>Chatbot</w:t>
       </w:r>
       <w:r>
+        <w:rPr>
+          <w:rFonts w:cstheme="minorHAnsi"/>
+        </w:rPr>
         <w:t xml:space="preserve">, as stated by IBM, </w:t>
       </w:r>
       <w:r>
+        <w:rPr>
+          <w:rFonts w:cstheme="minorHAnsi"/>
+        </w:rPr>
         <w:t>is simply a computer program that simulates human interaction in textual</w:t>
       </w:r>
       <w:r>
+        <w:rPr>
+          <w:rFonts w:cstheme="minorHAnsi"/>
+        </w:rPr>
         <w:t xml:space="preserve"> or verbal</w:t>
       </w:r>
       <w:r>
+        <w:rPr>
+          <w:rFonts w:cstheme="minorHAnsi"/>
+        </w:rPr>
         <w:t xml:space="preserve"> form</w:t>
       </w:r>
       <w:r>
+        <w:rPr>
+          <w:rFonts w:cstheme="minorHAnsi"/>
+        </w:rPr>
         <w:t>,</w:t>
       </w:r>
       <w:r>
+        <w:rPr>
+          <w:rFonts w:cstheme="minorHAnsi"/>
+        </w:rPr>
         <w:t xml:space="preserve"> automating responses</w:t>
       </w:r>
       <w:r>
+        <w:rPr>
+          <w:rFonts w:cstheme="minorHAnsi"/>
+        </w:rPr>
         <w:t xml:space="preserve"> by</w:t>
       </w:r>
       <w:r>
+        <w:rPr>
+          <w:rFonts w:cstheme="minorHAnsi"/>
+        </w:rPr>
         <w:t xml:space="preserve"> comprehending the user queries</w:t>
       </w:r>
       <w:r>
+        <w:rPr>
+          <w:rFonts w:cstheme="minorHAnsi"/>
+        </w:rPr>
         <w:t xml:space="preserve"> </w:t>
       </w:r>
       <w:r>
+        <w:rPr>
+          <w:rFonts w:cstheme="minorHAnsi"/>
+        </w:rPr>
         <w:t xml:space="preserve">with the implementation of Artificial Intelligence and Natural Language Processing. </w:t>
       </w:r>
     </w:p>
     <w:p>
-      <w:r>
+      <w:pPr>
+        <w:rPr>
+          <w:rFonts w:cstheme="minorHAnsi"/>
+        </w:rPr>
+      </w:pPr>
+      <w:r>
+        <w:rPr>
+          <w:rFonts w:cstheme="minorHAnsi"/>
+        </w:rPr>
         <w:t xml:space="preserve">Moreover, according to Oracle, chatbots might be as straightforward as an elementary program that answers a user question with a simple one-line response, or </w:t>
       </w:r>
       <w:r>
+        <w:rPr>
+          <w:rFonts w:cstheme="minorHAnsi"/>
+        </w:rPr>
         <w:t>they</w:t>
       </w:r>
       <w:r>
+        <w:rPr>
+          <w:rFonts w:cstheme="minorHAnsi"/>
+        </w:rPr>
         <w:t xml:space="preserve"> may be as complex as </w:t>
       </w:r>
       <w:r>
+        <w:rPr>
+          <w:rFonts w:cstheme="minorHAnsi"/>
+        </w:rPr>
         <w:t xml:space="preserve">digital assistants that, as they accumulate and process information, continuously learn and evolve to deliver </w:t>
       </w:r>
       <w:r>
+        <w:rPr>
+          <w:rFonts w:cstheme="minorHAnsi"/>
+        </w:rPr>
         <w:t>higher levels of personalization.</w:t>
       </w:r>
     </w:p>
     <w:p>
-      <w:r>
+      <w:pPr>
+        <w:rPr>
+          <w:rFonts w:cstheme="minorHAnsi"/>
+        </w:rPr>
+      </w:pPr>
+      <w:r>
+        <w:rPr>
+          <w:rFonts w:cstheme="minorHAnsi"/>
+        </w:rPr>
         <w:t xml:space="preserve">Within Alan Turing’s vision of intelligent machines lies the origin of </w:t>
       </w:r>
       <w:r>
+        <w:rPr>
+          <w:rFonts w:cstheme="minorHAnsi"/>
+        </w:rPr>
         <w:t>chatbots, according to Oracle. The Turing test developed by Alan Turing which questions if a computer program</w:t>
       </w:r>
       <w:r>
+        <w:rPr>
+          <w:rFonts w:cstheme="minorHAnsi"/>
+        </w:rPr>
         <w:t>,</w:t>
       </w:r>
       <w:r>
+        <w:rPr>
+          <w:rFonts w:cstheme="minorHAnsi"/>
+        </w:rPr>
         <w:t xml:space="preserve"> without realizing </w:t>
       </w:r>
       <w:r>
+        <w:rPr>
+          <w:rFonts w:cstheme="minorHAnsi"/>
+        </w:rPr>
         <w:t>its interlocutor is artificial, could talk to a group of people is considered to be the generative idea of chatbots by many.</w:t>
       </w:r>
     </w:p>
     <w:p>
-      <w:r>
+      <w:pPr>
+        <w:rPr>
+          <w:rFonts w:cstheme="minorHAnsi"/>
+        </w:rPr>
+      </w:pPr>
+      <w:r>
+        <w:rPr>
+          <w:rFonts w:cstheme="minorHAnsi"/>
+        </w:rPr>
         <w:t xml:space="preserve">ELIZA, developed by MIT professor Joseph Weizenbaum in the 1960s, is considered to be the first chatbot. It uses matching of patterns and substitution methodology to simulate </w:t>
       </w:r>
       <w:r>
+        <w:rPr>
+          <w:rFonts w:cstheme="minorHAnsi"/>
+        </w:rPr>
         <w:t>human conversation.</w:t>
       </w:r>
     </w:p>
     <w:p>
-      <w:r>
+      <w:pPr>
+        <w:rPr>
+          <w:rFonts w:cstheme="minorHAnsi"/>
+        </w:rPr>
+      </w:pPr>
+      <w:r>
+        <w:rPr>
+          <w:rFonts w:cstheme="minorHAnsi"/>
+        </w:rPr>
         <w:t xml:space="preserve">After ELIZA, came many other chatbots such as ALICE, Jabberwacky, and others that used their pattern to carry conversations. The recent ones that we all know of are Siri from Apple, Google Assistant from Google, Cortana from Microsoft, Alexa from Amazon, and ChatGPT from </w:t>
       </w:r>
       <w:r>
+        <w:rPr>
+          <w:rFonts w:cstheme="minorHAnsi"/>
+        </w:rPr>
         <w:t xml:space="preserve">the </w:t>
       </w:r>
       <w:r>
+        <w:rPr>
+          <w:rFonts w:cstheme="minorHAnsi"/>
+        </w:rPr>
         <w:t>OpenAI team.</w:t>
       </w:r>
     </w:p>
     <w:p>
-      <w:r>
+      <w:pPr>
+        <w:rPr>
+          <w:rFonts w:cstheme="minorHAnsi"/>
+        </w:rPr>
+      </w:pPr>
+      <w:r>
+        <w:rPr>
+          <w:rFonts w:cstheme="minorHAnsi"/>
+        </w:rPr>
         <w:t>The term ‘Chatterbot’ was coined in 1994.</w:t>
       </w:r>
     </w:p>
-    <w:p/>
-    <w:p>
-      <w:r>
+    <w:p>
+      <w:pPr>
+        <w:rPr>
+          <w:rFonts w:cstheme="minorHAnsi"/>
+        </w:rPr>
+      </w:pPr>
+    </w:p>
+    <w:p>
+      <w:pPr>
+        <w:rPr>
+          <w:rFonts w:cstheme="minorHAnsi"/>
+        </w:rPr>
+      </w:pPr>
+      <w:r>
+        <w:rPr>
+          <w:rFonts w:cstheme="minorHAnsi"/>
+        </w:rPr>
         <w:t>Significances of chatbot</w:t>
       </w:r>
     </w:p>
     <w:p>
-      <w:r>
+      <w:pPr>
+        <w:rPr>
+          <w:rFonts w:cstheme="minorHAnsi"/>
+        </w:rPr>
+      </w:pPr>
+      <w:r>
+        <w:rPr>
+          <w:rFonts w:cstheme="minorHAnsi"/>
+        </w:rPr>
         <w:t>The significance</w:t>
       </w:r>
       <w:r>
+        <w:rPr>
+          <w:rFonts w:cstheme="minorHAnsi"/>
+        </w:rPr>
         <w:t xml:space="preserve"> of a chatbot in today’s </w:t>
       </w:r>
       <w:r>
+        <w:rPr>
+          <w:rFonts w:cstheme="minorHAnsi"/>
+        </w:rPr>
         <w:t>generation</w:t>
       </w:r>
       <w:r>
+        <w:rPr>
+          <w:rFonts w:cstheme="minorHAnsi"/>
+        </w:rPr>
         <w:t xml:space="preserve"> is high, </w:t>
       </w:r>
       <w:r>
+        <w:rPr>
+          <w:rFonts w:cstheme="minorHAnsi"/>
+        </w:rPr>
         <w:t>especially</w:t>
       </w:r>
       <w:r>
+        <w:rPr>
+          <w:rFonts w:cstheme="minorHAnsi"/>
+        </w:rPr>
         <w:t xml:space="preserve"> when it comes to business purposes. Some of the most noticeable ones are as follows:</w:t>
       </w:r>
     </w:p>
@@ -144,8 +314,14 @@
           <w:ilvl w:val="0"/>
           <w:numId w:val="2"/>
         </w:numPr>
-      </w:pPr>
-      <w:r>
+        <w:rPr>
+          <w:rFonts w:cstheme="minorHAnsi"/>
+        </w:rPr>
+      </w:pPr>
+      <w:r>
+        <w:rPr>
+          <w:rFonts w:cstheme="minorHAnsi"/>
+        </w:rPr>
         <w:t>Chatbot helps to communicate with a lot of customers all at once, speeding up the communication process and saving the time of each user.</w:t>
       </w:r>
     </w:p>
@@ -156,8 +332,14 @@
           <w:ilvl w:val="0"/>
           <w:numId w:val="2"/>
         </w:numPr>
-      </w:pPr>
-      <w:r>
+        <w:rPr>
+          <w:rFonts w:cstheme="minorHAnsi"/>
+        </w:rPr>
+      </w:pPr>
+      <w:r>
+        <w:rPr>
+          <w:rFonts w:cstheme="minorHAnsi"/>
+        </w:rPr>
         <w:t>With chatbots, companies can now initiate a conversation with the users whenever they visit a company’s website or such without any inconvenience.</w:t>
       </w:r>
     </w:p>
@@ -168,20 +350,38 @@
           <w:ilvl w:val="0"/>
           <w:numId w:val="2"/>
         </w:numPr>
-      </w:pPr>
-      <w:r>
+        <w:rPr>
+          <w:rFonts w:cstheme="minorHAnsi"/>
+        </w:rPr>
+      </w:pPr>
+      <w:r>
+        <w:rPr>
+          <w:rFonts w:cstheme="minorHAnsi"/>
+        </w:rPr>
         <w:t xml:space="preserve">As chatbots </w:t>
       </w:r>
       <w:r>
+        <w:rPr>
+          <w:rFonts w:cstheme="minorHAnsi"/>
+        </w:rPr>
         <w:t xml:space="preserve">are </w:t>
       </w:r>
       <w:r>
+        <w:rPr>
+          <w:rFonts w:cstheme="minorHAnsi"/>
+        </w:rPr>
         <w:t>being used for interactive FAQs, businesses now need not hire a lot of manpower just to answer the frequent queries of customer</w:t>
       </w:r>
       <w:r>
+        <w:rPr>
+          <w:rFonts w:cstheme="minorHAnsi"/>
+        </w:rPr>
         <w:t>s</w:t>
       </w:r>
       <w:r>
+        <w:rPr>
+          <w:rFonts w:cstheme="minorHAnsi"/>
+        </w:rPr>
         <w:t>.</w:t>
       </w:r>
     </w:p>
@@ -192,8 +392,14 @@
           <w:ilvl w:val="0"/>
           <w:numId w:val="2"/>
         </w:numPr>
-      </w:pPr>
-      <w:r>
+        <w:rPr>
+          <w:rFonts w:cstheme="minorHAnsi"/>
+        </w:rPr>
+      </w:pPr>
+      <w:r>
+        <w:rPr>
+          <w:rFonts w:cstheme="minorHAnsi"/>
+        </w:rPr>
         <w:t>Not having to talk to a person directly to know something about a business, helps to engage more customers and adds up to their convenience.</w:t>
       </w:r>
     </w:p>
@@ -204,19 +410,47 @@
           <w:ilvl w:val="0"/>
           <w:numId w:val="2"/>
         </w:numPr>
-      </w:pPr>
-      <w:r>
+        <w:rPr>
+          <w:rFonts w:cstheme="minorHAnsi"/>
+        </w:rPr>
+      </w:pPr>
+      <w:r>
+        <w:rPr>
+          <w:rFonts w:cstheme="minorHAnsi"/>
+        </w:rPr>
         <w:t>Along with saving resources such as financial capital and time, chatbots also help to provide accurate and consistent information to its users along with understanding new queries them providing appropriate responses.</w:t>
       </w:r>
     </w:p>
-    <w:p/>
-    <w:p>
-      <w:r>
+    <w:p>
+      <w:pPr>
+        <w:rPr>
+          <w:rFonts w:cstheme="minorHAnsi"/>
+        </w:rPr>
+      </w:pPr>
+    </w:p>
+    <w:p>
+      <w:pPr>
+        <w:rPr>
+          <w:rFonts w:cstheme="minorHAnsi"/>
+        </w:rPr>
+      </w:pPr>
+      <w:r>
+        <w:rPr>
+          <w:rFonts w:cstheme="minorHAnsi"/>
+        </w:rPr>
         <w:t>Types of chatbots</w:t>
       </w:r>
     </w:p>
     <w:p>
-      <w:r>
+      <w:pPr>
+        <w:rPr>
+          <w:rFonts w:cstheme="minorHAnsi"/>
+        </w:rPr>
+      </w:pPr>
+      <w:r>
+        <w:rPr>
+          <w:rFonts w:cstheme="minorHAnsi"/>
+        </w:rPr>
         <w:lastRenderedPageBreak/>
         <w:t xml:space="preserve">Chatbots can be operated more like an interactive FAQ where they are programmed to respond to a designated set of simple queries of which the answers had been pre-written by the chatbots’ developers. However, the latest ones are contextually aware and can learn as they are consistently exposed to human language and conversations. </w:t>
       </w:r>
@@ -226,89 +460,12 @@
           <w:color w:val="161513"/>
           <w:shd w:val="clear" w:color="auto" w:fill="FFFFFF"/>
         </w:rPr>
-        <w:t>Driven by AI, automated rules,</w:t>
-      </w:r>
-      <w:r>
-        <w:rPr>
-          <w:rFonts w:cstheme="minorHAnsi"/>
-          <w:color w:val="161513"/>
-          <w:shd w:val="clear" w:color="auto" w:fill="FFFFFF"/>
-        </w:rPr>
-        <w:t xml:space="preserve"> </w:t>
-      </w:r>
-      <w:r>
-        <w:rPr>
-          <w:rFonts w:cstheme="minorHAnsi"/>
-          <w:color w:val="161513"/>
-          <w:shd w:val="clear" w:color="auto" w:fill="FFFFFF"/>
-        </w:rPr>
-        <w:t>machine learning (ML),</w:t>
-      </w:r>
-      <w:r>
-        <w:rPr>
-          <w:rFonts w:cstheme="minorHAnsi"/>
-          <w:color w:val="161513"/>
-          <w:shd w:val="clear" w:color="auto" w:fill="FFFFFF"/>
-        </w:rPr>
-        <w:t xml:space="preserve"> and </w:t>
-      </w:r>
-      <w:r>
-        <w:rPr>
-          <w:rFonts w:cstheme="minorHAnsi"/>
-          <w:color w:val="161513"/>
-          <w:shd w:val="clear" w:color="auto" w:fill="FFFFFF"/>
-        </w:rPr>
-        <w:t>natural language processing (NLP),</w:t>
-      </w:r>
-      <w:r>
-        <w:rPr>
-          <w:rFonts w:cstheme="minorHAnsi"/>
-          <w:color w:val="161513"/>
-          <w:shd w:val="clear" w:color="auto" w:fill="FFFFFF"/>
-        </w:rPr>
-        <w:t xml:space="preserve"> </w:t>
-      </w:r>
-      <w:r>
-        <w:rPr>
-          <w:rFonts w:cstheme="minorHAnsi"/>
-          <w:color w:val="161513"/>
-          <w:shd w:val="clear" w:color="auto" w:fill="FFFFFF"/>
-        </w:rPr>
-        <w:t xml:space="preserve">chatbots process data to deliver </w:t>
-      </w:r>
-      <w:r>
-        <w:rPr>
-          <w:rFonts w:cstheme="minorHAnsi"/>
-          <w:color w:val="161513"/>
-          <w:shd w:val="clear" w:color="auto" w:fill="FFFFFF"/>
-        </w:rPr>
-        <w:t>replies</w:t>
-      </w:r>
-      <w:r>
-        <w:rPr>
-          <w:rFonts w:cstheme="minorHAnsi"/>
-          <w:color w:val="161513"/>
-          <w:shd w:val="clear" w:color="auto" w:fill="FFFFFF"/>
-        </w:rPr>
-        <w:t xml:space="preserve"> to requests of all </w:t>
-      </w:r>
-      <w:r>
-        <w:rPr>
-          <w:rFonts w:cstheme="minorHAnsi"/>
-          <w:color w:val="161513"/>
-          <w:shd w:val="clear" w:color="auto" w:fill="FFFFFF"/>
-        </w:rPr>
-        <w:t>types</w:t>
-      </w:r>
-      <w:r>
-        <w:rPr>
-          <w:rFonts w:cstheme="minorHAnsi"/>
-          <w:color w:val="161513"/>
-          <w:shd w:val="clear" w:color="auto" w:fill="FFFFFF"/>
-        </w:rPr>
-        <w:t xml:space="preserve">. </w:t>
-      </w:r>
-      <w:r>
+        <w:t xml:space="preserve">Driven by AI, automated rules, machine learning (ML), and natural language processing (NLP), chatbots process data to deliver replies to requests of all types. </w:t>
+      </w:r>
+      <w:r>
+        <w:rPr>
+          <w:rFonts w:cstheme="minorHAnsi"/>
+        </w:rPr>
         <w:t>As per Oracle, there are two main types of chatbots:</w:t>
       </w:r>
     </w:p>
@@ -319,16 +476,28 @@
           <w:ilvl w:val="0"/>
           <w:numId w:val="1"/>
         </w:numPr>
-      </w:pPr>
-      <w:r>
+        <w:rPr>
+          <w:rFonts w:cstheme="minorHAnsi"/>
+        </w:rPr>
+      </w:pPr>
+      <w:r>
+        <w:rPr>
+          <w:rFonts w:cstheme="minorHAnsi"/>
+        </w:rPr>
         <w:t>Task-oriented (declarative) chatbots</w:t>
       </w:r>
     </w:p>
     <w:p>
       <w:pPr>
         <w:pStyle w:val="ListParagraph"/>
-      </w:pPr>
-      <w:r>
+        <w:rPr>
+          <w:rFonts w:cstheme="minorHAnsi"/>
+        </w:rPr>
+      </w:pPr>
+      <w:r>
+        <w:rPr>
+          <w:rFonts w:cstheme="minorHAnsi"/>
+        </w:rPr>
         <w:t>These types of chatbots are single-purpose programs focusing on performing a single function. With the use of rules, NLP, and significantly less ML, these chatbots are very specific and organized, most useful to service and support functions – interactive FAQs.</w:t>
       </w:r>
     </w:p>
@@ -339,81 +508,178 @@
           <w:ilvl w:val="0"/>
           <w:numId w:val="1"/>
         </w:numPr>
-      </w:pPr>
-      <w:r>
+        <w:rPr>
+          <w:rFonts w:cstheme="minorHAnsi"/>
+        </w:rPr>
+      </w:pPr>
+      <w:r>
+        <w:rPr>
+          <w:rFonts w:cstheme="minorHAnsi"/>
+        </w:rPr>
         <w:t>Data-driven and predictive (conversational) chatbots</w:t>
       </w:r>
     </w:p>
     <w:p>
       <w:pPr>
         <w:pStyle w:val="ListParagraph"/>
-      </w:pPr>
-      <w:r>
+        <w:rPr>
+          <w:rFonts w:cstheme="minorHAnsi"/>
+        </w:rPr>
+      </w:pPr>
+      <w:r>
+        <w:rPr>
+          <w:rFonts w:cstheme="minorHAnsi"/>
+        </w:rPr>
         <w:t>These types of chatbots are much more sophisticated. Also referred to as digital assistants, they are contextually aware and apply ML, NLP, and natural language understanding to learn as they go making them more personalized and interactive than the task-oriented ones. Amazon’s Alexa and Apple’s Siri are some popular examples.</w:t>
       </w:r>
     </w:p>
-    <w:p/>
-    <w:p>
-      <w:r>
+    <w:p>
+      <w:pPr>
+        <w:rPr>
+          <w:rFonts w:cstheme="minorHAnsi"/>
+        </w:rPr>
+      </w:pPr>
+    </w:p>
+    <w:p>
+      <w:pPr>
+        <w:rPr>
+          <w:rFonts w:cstheme="minorHAnsi"/>
+        </w:rPr>
+      </w:pPr>
+      <w:r>
+        <w:rPr>
+          <w:rFonts w:cstheme="minorHAnsi"/>
+        </w:rPr>
         <w:t>ChatGPT</w:t>
       </w:r>
       <w:r>
+        <w:rPr>
+          <w:rFonts w:cstheme="minorHAnsi"/>
+        </w:rPr>
         <w:t xml:space="preserve">, </w:t>
       </w:r>
       <w:r>
+        <w:rPr>
+          <w:rFonts w:cstheme="minorHAnsi"/>
+        </w:rPr>
         <w:t xml:space="preserve">its </w:t>
       </w:r>
       <w:r>
+        <w:rPr>
+          <w:rFonts w:cstheme="minorHAnsi"/>
+        </w:rPr>
         <w:t>history, and differences from normal chatbots</w:t>
       </w:r>
     </w:p>
     <w:p>
-      <w:r>
+      <w:pPr>
+        <w:rPr>
+          <w:rFonts w:cstheme="minorHAnsi"/>
+        </w:rPr>
+      </w:pPr>
+      <w:r>
+        <w:rPr>
+          <w:rFonts w:cstheme="minorHAnsi"/>
+        </w:rPr>
         <w:t xml:space="preserve">Driven by </w:t>
       </w:r>
       <w:r>
+        <w:rPr>
+          <w:rFonts w:cstheme="minorHAnsi"/>
+        </w:rPr>
         <w:t>Artificial</w:t>
       </w:r>
       <w:r>
+        <w:rPr>
+          <w:rFonts w:cstheme="minorHAnsi"/>
+        </w:rPr>
         <w:t xml:space="preserve"> Intelligence technology, ChatGPT is a </w:t>
       </w:r>
       <w:r>
+        <w:rPr>
+          <w:rFonts w:cstheme="minorHAnsi"/>
+        </w:rPr>
         <w:t>natural language processing tool that allows its users to have conversations like a human and much more, according to Sabrina Ortiz (associate editor at ZDNet).</w:t>
       </w:r>
     </w:p>
     <w:p>
-      <w:r>
+      <w:pPr>
+        <w:rPr>
+          <w:rFonts w:cstheme="minorHAnsi"/>
+        </w:rPr>
+      </w:pPr>
+      <w:r>
+        <w:rPr>
+          <w:rFonts w:cstheme="minorHAnsi"/>
+        </w:rPr>
         <w:t>As per</w:t>
       </w:r>
       <w:r>
+        <w:rPr>
+          <w:rFonts w:cstheme="minorHAnsi"/>
+        </w:rPr>
         <w:t xml:space="preserve"> ChatGPT itself, </w:t>
       </w:r>
       <w:r>
+        <w:rPr>
+          <w:rFonts w:cstheme="minorHAnsi"/>
+        </w:rPr>
         <w:t>ChatGPT</w:t>
       </w:r>
       <w:r>
+        <w:rPr>
+          <w:rFonts w:cstheme="minorHAnsi"/>
+        </w:rPr>
         <w:t xml:space="preserve"> is a language model developed by</w:t>
       </w:r>
       <w:r>
+        <w:rPr>
+          <w:rFonts w:cstheme="minorHAnsi"/>
+        </w:rPr>
         <w:t xml:space="preserve"> OpenAI using the GPT-3.5 architecture. It uses machine learning algorithms to comprehend natural language inputs and generate human-like responses to them.</w:t>
       </w:r>
     </w:p>
     <w:p>
-      <w:r>
+      <w:pPr>
+        <w:rPr>
+          <w:rFonts w:cstheme="minorHAnsi"/>
+        </w:rPr>
+      </w:pPr>
+      <w:r>
+        <w:rPr>
+          <w:rFonts w:cstheme="minorHAnsi"/>
+        </w:rPr>
         <w:t>GPT (Generative Pre-trained Transformer)</w:t>
       </w:r>
       <w:r>
+        <w:rPr>
+          <w:rFonts w:cstheme="minorHAnsi"/>
+        </w:rPr>
         <w:t>, on which the ChatGPT is based,</w:t>
       </w:r>
       <w:r>
+        <w:rPr>
+          <w:rFonts w:cstheme="minorHAnsi"/>
+        </w:rPr>
         <w:t xml:space="preserve"> was introduced by OpenAI in 2018.</w:t>
       </w:r>
       <w:r>
+        <w:rPr>
+          <w:rFonts w:cstheme="minorHAnsi"/>
+        </w:rPr>
         <w:t xml:space="preserve"> Ever since new versions have been released with improvements in each iteration. GPT-3, released in June 2020, is the most advanced language model to date, and so began the development of ChatGPT. ChatGPT doesn’t have a specific launch date it is a constantly evolving system.</w:t>
       </w:r>
     </w:p>
     <w:p>
-      <w:r>
+      <w:pPr>
+        <w:rPr>
+          <w:rFonts w:cstheme="minorHAnsi"/>
+        </w:rPr>
+      </w:pPr>
+      <w:r>
+        <w:rPr>
+          <w:rFonts w:cstheme="minorHAnsi"/>
+        </w:rPr>
         <w:t>ChatGPT differs from normal chatbots in three major aspects.</w:t>
       </w:r>
     </w:p>
@@ -424,8 +690,14 @@
           <w:ilvl w:val="0"/>
           <w:numId w:val="3"/>
         </w:numPr>
-      </w:pPr>
-      <w:r>
+        <w:rPr>
+          <w:rFonts w:cstheme="minorHAnsi"/>
+        </w:rPr>
+      </w:pPr>
+      <w:r>
+        <w:rPr>
+          <w:rFonts w:cstheme="minorHAnsi"/>
+        </w:rPr>
         <w:t>ChatGPT has been trained on a humongous corpus of text data, including varieties of sources and writing styles which allows it to generate responses that are more accurate and sophisticated than that of normal chatbots.</w:t>
       </w:r>
     </w:p>
@@ -436,11 +708,20 @@
           <w:ilvl w:val="0"/>
           <w:numId w:val="3"/>
         </w:numPr>
-      </w:pPr>
-      <w:r>
+        <w:rPr>
+          <w:rFonts w:cstheme="minorHAnsi"/>
+        </w:rPr>
+      </w:pPr>
+      <w:r>
+        <w:rPr>
+          <w:rFonts w:cstheme="minorHAnsi"/>
+        </w:rPr>
         <w:t>It can learn and understand as it interacts with its users and receive their feedback</w:t>
       </w:r>
       <w:r>
+        <w:rPr>
+          <w:rFonts w:cstheme="minorHAnsi"/>
+        </w:rPr>
         <w:t xml:space="preserve"> helping it to improve its responses as it goes. It is designed to learn new contexts and data.</w:t>
       </w:r>
     </w:p>
@@ -451,19 +732,47 @@
           <w:ilvl w:val="0"/>
           <w:numId w:val="3"/>
         </w:numPr>
-      </w:pPr>
-      <w:r>
+        <w:rPr>
+          <w:rFonts w:cstheme="minorHAnsi"/>
+        </w:rPr>
+      </w:pPr>
+      <w:r>
+        <w:rPr>
+          <w:rFonts w:cstheme="minorHAnsi"/>
+        </w:rPr>
         <w:t xml:space="preserve">Because of its ability to understand the context of an interaction, it generates responses that are apt for the context given, allowing it to deliver more useful replies than normal chatbots. </w:t>
       </w:r>
     </w:p>
-    <w:p/>
-    <w:p>
-      <w:r>
+    <w:p>
+      <w:pPr>
+        <w:rPr>
+          <w:rFonts w:cstheme="minorHAnsi"/>
+        </w:rPr>
+      </w:pPr>
+    </w:p>
+    <w:p>
+      <w:pPr>
+        <w:rPr>
+          <w:rFonts w:cstheme="minorHAnsi"/>
+        </w:rPr>
+      </w:pPr>
+      <w:r>
+        <w:rPr>
+          <w:rFonts w:cstheme="minorHAnsi"/>
+        </w:rPr>
         <w:t>Working of ChatGPT</w:t>
       </w:r>
     </w:p>
     <w:p>
-      <w:r>
+      <w:pPr>
+        <w:rPr>
+          <w:rFonts w:cstheme="minorHAnsi"/>
+        </w:rPr>
+      </w:pPr>
+      <w:r>
+        <w:rPr>
+          <w:rFonts w:cstheme="minorHAnsi"/>
+        </w:rPr>
         <w:lastRenderedPageBreak/>
         <w:t>The working mechanism of ChatGPT is very complex; however, it can be simplified into 7 simple techniques to get an idea of how it works.</w:t>
       </w:r>
@@ -475,8 +784,14 @@
           <w:ilvl w:val="0"/>
           <w:numId w:val="4"/>
         </w:numPr>
-      </w:pPr>
-      <w:r>
+        <w:rPr>
+          <w:rFonts w:cstheme="minorHAnsi"/>
+        </w:rPr>
+      </w:pPr>
+      <w:r>
+        <w:rPr>
+          <w:rFonts w:cstheme="minorHAnsi"/>
+        </w:rPr>
         <w:t>Input – In this step, ChatGPT receives input from the user in natural language.</w:t>
       </w:r>
     </w:p>
@@ -487,8 +802,14 @@
           <w:ilvl w:val="0"/>
           <w:numId w:val="4"/>
         </w:numPr>
-      </w:pPr>
-      <w:r>
+        <w:rPr>
+          <w:rFonts w:cstheme="minorHAnsi"/>
+        </w:rPr>
+      </w:pPr>
+      <w:r>
+        <w:rPr>
+          <w:rFonts w:cstheme="minorHAnsi"/>
+        </w:rPr>
         <w:t>Tokenization – The input from the user is broken down into individual tokens (phrases or words) to comprehend the context and the input’s meaning.</w:t>
       </w:r>
     </w:p>
@@ -499,8 +820,14 @@
           <w:ilvl w:val="0"/>
           <w:numId w:val="4"/>
         </w:numPr>
-      </w:pPr>
-      <w:r>
+        <w:rPr>
+          <w:rFonts w:cstheme="minorHAnsi"/>
+        </w:rPr>
+      </w:pPr>
+      <w:r>
+        <w:rPr>
+          <w:rFonts w:cstheme="minorHAnsi"/>
+        </w:rPr>
         <w:t>Encoding – Numerical representation of the input is created by converting the tokens into mathematical algorithms.</w:t>
       </w:r>
     </w:p>
@@ -511,11 +838,20 @@
           <w:ilvl w:val="0"/>
           <w:numId w:val="4"/>
         </w:numPr>
-      </w:pPr>
-      <w:r>
+        <w:rPr>
+          <w:rFonts w:cstheme="minorHAnsi"/>
+        </w:rPr>
+      </w:pPr>
+      <w:r>
+        <w:rPr>
+          <w:rFonts w:cstheme="minorHAnsi"/>
+        </w:rPr>
         <w:t xml:space="preserve">Prediction – ChatGPT predicts the most probable sequence of phrases or words that </w:t>
       </w:r>
       <w:r>
+        <w:rPr>
+          <w:rFonts w:cstheme="minorHAnsi"/>
+        </w:rPr>
         <w:t>would develop a reasonable response using its trained model.</w:t>
       </w:r>
     </w:p>
@@ -526,8 +862,14 @@
           <w:ilvl w:val="0"/>
           <w:numId w:val="4"/>
         </w:numPr>
-      </w:pPr>
-      <w:r>
+        <w:rPr>
+          <w:rFonts w:cstheme="minorHAnsi"/>
+        </w:rPr>
+      </w:pPr>
+      <w:r>
+        <w:rPr>
+          <w:rFonts w:cstheme="minorHAnsi"/>
+        </w:rPr>
         <w:t>Decoding – The generated sequence after prediction is converted back to natural language.</w:t>
       </w:r>
     </w:p>
@@ -538,8 +880,14 @@
           <w:ilvl w:val="0"/>
           <w:numId w:val="4"/>
         </w:numPr>
-      </w:pPr>
-      <w:r>
+        <w:rPr>
+          <w:rFonts w:cstheme="minorHAnsi"/>
+        </w:rPr>
+      </w:pPr>
+      <w:r>
+        <w:rPr>
+          <w:rFonts w:cstheme="minorHAnsi"/>
+        </w:rPr>
         <w:t>Output – The response is provided to the user in textual form or speech.</w:t>
       </w:r>
     </w:p>
@@ -550,20 +898,1095 @@
           <w:ilvl w:val="0"/>
           <w:numId w:val="4"/>
         </w:numPr>
-      </w:pPr>
-      <w:r>
+        <w:rPr>
+          <w:rFonts w:cstheme="minorHAnsi"/>
+        </w:rPr>
+      </w:pPr>
+      <w:r>
+        <w:rPr>
+          <w:rFonts w:cstheme="minorHAnsi"/>
+        </w:rPr>
         <w:t xml:space="preserve">Learning – ChatGPT updates its model and improves its future replies providing the user provides it with feedback or correction. </w:t>
       </w:r>
       <w:r>
+        <w:rPr>
+          <w:rFonts w:cstheme="minorHAnsi"/>
+        </w:rPr>
         <w:t xml:space="preserve"> </w:t>
       </w:r>
     </w:p>
-    <w:p/>
-    <w:p/>
-    <w:p/>
-    <w:p/>
-    <w:p>
-      <w:r>
+    <w:p>
+      <w:pPr>
+        <w:rPr>
+          <w:rFonts w:cstheme="minorHAnsi"/>
+        </w:rPr>
+      </w:pPr>
+    </w:p>
+    <w:p>
+      <w:pPr>
+        <w:rPr>
+          <w:rFonts w:cstheme="minorHAnsi"/>
+        </w:rPr>
+      </w:pPr>
+      <w:r>
+        <w:rPr>
+          <w:rFonts w:cstheme="minorHAnsi"/>
+        </w:rPr>
+        <w:t>Literature Review</w:t>
+      </w:r>
+    </w:p>
+    <w:p>
+      <w:pPr>
+        <w:pStyle w:val="ListParagraph"/>
+        <w:numPr>
+          <w:ilvl w:val="0"/>
+          <w:numId w:val="5"/>
+        </w:numPr>
+        <w:rPr>
+          <w:rFonts w:cstheme="minorHAnsi"/>
+        </w:rPr>
+      </w:pPr>
+      <w:r>
+        <w:rPr>
+          <w:rFonts w:cstheme="minorHAnsi"/>
+        </w:rPr>
+        <w:t>Cha</w:t>
+      </w:r>
+      <w:r>
+        <w:rPr>
+          <w:rFonts w:cstheme="minorHAnsi"/>
+        </w:rPr>
+        <w:t>t</w:t>
+      </w:r>
+      <w:r>
+        <w:rPr>
+          <w:rFonts w:cstheme="minorHAnsi"/>
+        </w:rPr>
+        <w:t xml:space="preserve">GPT: friend or foe? </w:t>
+      </w:r>
+    </w:p>
+    <w:p>
+      <w:pPr>
+        <w:pStyle w:val="ListParagraph"/>
+        <w:rPr>
+          <w:rFonts w:cstheme="minorHAnsi"/>
+        </w:rPr>
+      </w:pPr>
+      <w:r>
+        <w:rPr>
+          <w:rFonts w:cstheme="minorHAnsi"/>
+        </w:rPr>
+        <w:t xml:space="preserve">Authored by The Lancet Digital Health, </w:t>
+      </w:r>
+      <w:r>
+        <w:rPr>
+          <w:rFonts w:cstheme="minorHAnsi"/>
+        </w:rPr>
+        <w:t>‘</w:t>
+      </w:r>
+      <w:r>
+        <w:rPr>
+          <w:rFonts w:cstheme="minorHAnsi"/>
+        </w:rPr>
+        <w:t>ChatGPT: friend or foe</w:t>
+      </w:r>
+      <w:r>
+        <w:rPr>
+          <w:rFonts w:cstheme="minorHAnsi"/>
+        </w:rPr>
+        <w:t>?’</w:t>
+      </w:r>
+      <w:r>
+        <w:rPr>
+          <w:rFonts w:cstheme="minorHAnsi"/>
+        </w:rPr>
+        <w:t xml:space="preserve"> was published </w:t>
+      </w:r>
+      <w:r>
+        <w:rPr>
+          <w:rFonts w:cstheme="minorHAnsi"/>
+        </w:rPr>
+        <w:t>in March of 2023.</w:t>
+      </w:r>
+    </w:p>
+    <w:p>
+      <w:pPr>
+        <w:pStyle w:val="ListParagraph"/>
+        <w:rPr>
+          <w:rFonts w:cstheme="minorHAnsi"/>
+        </w:rPr>
+      </w:pPr>
+      <w:r>
+        <w:rPr>
+          <w:rFonts w:cstheme="minorHAnsi"/>
+        </w:rPr>
+        <w:t>Based on the illustration of generating a patient discharge summary and the ability to simplify radiology reports</w:t>
+      </w:r>
+      <w:r>
+        <w:rPr>
+          <w:rFonts w:cstheme="minorHAnsi"/>
+        </w:rPr>
+        <w:t xml:space="preserve"> with ChatGPT</w:t>
+      </w:r>
+      <w:r>
+        <w:rPr>
+          <w:rFonts w:cstheme="minorHAnsi"/>
+        </w:rPr>
+        <w:t xml:space="preserve"> by Sajan B Patel and Kyle Lam</w:t>
+      </w:r>
+      <w:r>
+        <w:rPr>
+          <w:rFonts w:cstheme="minorHAnsi"/>
+        </w:rPr>
+        <w:t>, in the realm of health care, ChatGPT is still not a trustworthy friend</w:t>
+      </w:r>
+      <w:r>
+        <w:rPr>
+          <w:rFonts w:cstheme="minorHAnsi"/>
+        </w:rPr>
+        <w:t xml:space="preserve"> concluded in the journal.</w:t>
+      </w:r>
+    </w:p>
+    <w:p>
+      <w:pPr>
+        <w:pStyle w:val="ListParagraph"/>
+        <w:rPr>
+          <w:rFonts w:cstheme="minorHAnsi"/>
+        </w:rPr>
+      </w:pPr>
+      <w:r>
+        <w:rPr>
+          <w:rFonts w:cstheme="minorHAnsi"/>
+        </w:rPr>
+        <w:t xml:space="preserve">The conclusion, however, </w:t>
+      </w:r>
+      <w:r>
+        <w:rPr>
+          <w:rFonts w:cstheme="minorHAnsi"/>
+        </w:rPr>
+        <w:t>could</w:t>
+      </w:r>
+      <w:r>
+        <w:rPr>
+          <w:rFonts w:cstheme="minorHAnsi"/>
+        </w:rPr>
+        <w:t xml:space="preserve"> still be debated. Since the illustration mentioned in the journal didn’t cover all fields of health care, </w:t>
+      </w:r>
+      <w:r>
+        <w:rPr>
+          <w:rFonts w:cstheme="minorHAnsi"/>
+        </w:rPr>
+        <w:t>ChatGPT might still be a bonafide game changer which is something that is needed to be addressed.</w:t>
+      </w:r>
+    </w:p>
+    <w:p>
+      <w:pPr>
+        <w:pStyle w:val="ListParagraph"/>
+        <w:rPr>
+          <w:rFonts w:cstheme="minorHAnsi"/>
+        </w:rPr>
+      </w:pPr>
+    </w:p>
+    <w:p>
+      <w:pPr>
+        <w:pStyle w:val="ListParagraph"/>
+        <w:numPr>
+          <w:ilvl w:val="0"/>
+          <w:numId w:val="5"/>
+        </w:numPr>
+        <w:rPr>
+          <w:rFonts w:cstheme="minorHAnsi"/>
+        </w:rPr>
+      </w:pPr>
+      <w:r>
+        <w:rPr>
+          <w:rFonts w:cstheme="minorHAnsi"/>
+        </w:rPr>
+        <w:t>ChatGPT – a foe or an ally?</w:t>
+      </w:r>
+    </w:p>
+    <w:p>
+      <w:pPr>
+        <w:pStyle w:val="ListParagraph"/>
+        <w:rPr>
+          <w:rFonts w:cstheme="minorHAnsi"/>
+        </w:rPr>
+      </w:pPr>
+      <w:r>
+        <w:rPr>
+          <w:rFonts w:cstheme="minorHAnsi"/>
+        </w:rPr>
+        <w:t xml:space="preserve">‘ChatGPT – a foe or an ally?’, published on 28 March 2023, was authored by Om Prakash Yadava explaining why ChatGPT must be seen as an ally rather than a foe. </w:t>
+      </w:r>
+      <w:r>
+        <w:rPr>
+          <w:rFonts w:cstheme="minorHAnsi"/>
+        </w:rPr>
+        <w:t>Some historical findings such as the light bulb, x-ray, and nuclear technology which were harshly criticized initially then later proved to be instrumental were mentioned by the author as to why ChatGPT should be accepted as well.</w:t>
+      </w:r>
+    </w:p>
+    <w:p>
+      <w:pPr>
+        <w:pStyle w:val="ListParagraph"/>
+        <w:rPr>
+          <w:rFonts w:cstheme="minorHAnsi"/>
+        </w:rPr>
+      </w:pPr>
+      <w:r>
+        <w:rPr>
+          <w:rFonts w:cstheme="minorHAnsi"/>
+        </w:rPr>
+        <w:t xml:space="preserve">The journal did make a point about ChatGPT addressing the history of such life-changing inventions, although, it missed the </w:t>
+      </w:r>
+      <w:r>
+        <w:rPr>
+          <w:rFonts w:cstheme="minorHAnsi"/>
+        </w:rPr>
+        <w:t>present-day</w:t>
+      </w:r>
+      <w:r>
+        <w:rPr>
+          <w:rFonts w:cstheme="minorHAnsi"/>
+        </w:rPr>
+        <w:t xml:space="preserve"> context and data.</w:t>
+      </w:r>
+    </w:p>
+    <w:p>
+      <w:pPr>
+        <w:pStyle w:val="ListParagraph"/>
+        <w:rPr>
+          <w:rFonts w:cstheme="minorHAnsi"/>
+        </w:rPr>
+      </w:pPr>
+    </w:p>
+    <w:p>
+      <w:pPr>
+        <w:pStyle w:val="ListParagraph"/>
+        <w:numPr>
+          <w:ilvl w:val="0"/>
+          <w:numId w:val="5"/>
+        </w:numPr>
+        <w:rPr>
+          <w:rFonts w:cstheme="minorHAnsi"/>
+        </w:rPr>
+      </w:pPr>
+      <w:r>
+        <w:rPr>
+          <w:rFonts w:cstheme="minorHAnsi"/>
+        </w:rPr>
+        <w:t>ChatGPT: Fundamentals, Applications, and Social Impacts</w:t>
+      </w:r>
+    </w:p>
+    <w:p>
+      <w:pPr>
+        <w:pStyle w:val="ListParagraph"/>
+        <w:rPr>
+          <w:rFonts w:cstheme="minorHAnsi"/>
+        </w:rPr>
+      </w:pPr>
+      <w:r>
+        <w:rPr>
+          <w:rFonts w:cstheme="minorHAnsi"/>
+        </w:rPr>
+        <w:t>This journal was written by Malak Abdullah, Alia Madain, and Yaser Jararweh in 2022. Applications and social impacts of ChatGPT are addressed by the journal</w:t>
+      </w:r>
+      <w:r>
+        <w:rPr>
+          <w:rFonts w:cstheme="minorHAnsi"/>
+        </w:rPr>
+        <w:t xml:space="preserve"> based on the results of ChatGPT itself in the areas mentioned in it and critical analysis of the authors.</w:t>
+      </w:r>
+    </w:p>
+    <w:p>
+      <w:pPr>
+        <w:pStyle w:val="ListParagraph"/>
+        <w:rPr>
+          <w:rFonts w:cstheme="minorHAnsi"/>
+        </w:rPr>
+      </w:pPr>
+      <w:r>
+        <w:rPr>
+          <w:rFonts w:cstheme="minorHAnsi"/>
+        </w:rPr>
+        <w:t xml:space="preserve">How the performance </w:t>
+      </w:r>
+      <w:r>
+        <w:rPr>
+          <w:rFonts w:cstheme="minorHAnsi"/>
+        </w:rPr>
+        <w:t>of ChatGPT and its further innovations can positively impact society as a whole is well demonstrated by the journal. Though, it could also have addressed, if ChatGPT could also be a solution for the upcoming unknown predicaments.</w:t>
+      </w:r>
+    </w:p>
+    <w:p>
+      <w:pPr>
+        <w:pStyle w:val="ListParagraph"/>
+        <w:rPr>
+          <w:rFonts w:cstheme="minorHAnsi"/>
+        </w:rPr>
+      </w:pPr>
+    </w:p>
+    <w:p>
+      <w:pPr>
+        <w:pStyle w:val="ListParagraph"/>
+        <w:numPr>
+          <w:ilvl w:val="0"/>
+          <w:numId w:val="5"/>
+        </w:numPr>
+        <w:rPr>
+          <w:rFonts w:cstheme="minorHAnsi"/>
+        </w:rPr>
+      </w:pPr>
+      <w:r>
+        <w:rPr>
+          <w:rFonts w:cstheme="minorHAnsi"/>
+        </w:rPr>
+        <w:t xml:space="preserve">Can </w:t>
+      </w:r>
+      <w:r>
+        <w:rPr>
+          <w:rFonts w:eastAsia="Times New Roman" w:cstheme="minorHAnsi"/>
+          <w:kern w:val="36"/>
+          <w14:ligatures w14:val="none"/>
+        </w:rPr>
+        <w:t>ChatGPT Boost Artistic Creation: The Need of Imaginative Intelligence for Parallel Art</w:t>
+      </w:r>
+    </w:p>
+    <w:p>
+      <w:pPr>
+        <w:pStyle w:val="ListParagraph"/>
+        <w:rPr>
+          <w:rFonts w:eastAsia="Times New Roman" w:cstheme="minorHAnsi"/>
+          <w:kern w:val="36"/>
+          <w14:ligatures w14:val="none"/>
+        </w:rPr>
+      </w:pPr>
+      <w:r>
+        <w:rPr>
+          <w:rFonts w:eastAsia="Times New Roman" w:cstheme="minorHAnsi"/>
+          <w:kern w:val="36"/>
+          <w14:ligatures w14:val="none"/>
+        </w:rPr>
+        <w:lastRenderedPageBreak/>
+        <w:t>Authored by Chao Guo, Yue Lu, Yong Dou, and Fei-Yue Wand, this journal was published in April 2023. Based on the text-based painting imagination by ChatGPT, for example, its production of rich descriptions of painting contents based on the given requirements, ChatGPT is can play prominent roles in parallel art as stated by the journal.</w:t>
+      </w:r>
+    </w:p>
+    <w:p>
+      <w:pPr>
+        <w:pStyle w:val="ListParagraph"/>
+        <w:rPr>
+          <w:rFonts w:eastAsia="Times New Roman" w:cstheme="minorHAnsi"/>
+          <w:kern w:val="36"/>
+          <w14:ligatures w14:val="none"/>
+        </w:rPr>
+      </w:pPr>
+      <w:r>
+        <w:rPr>
+          <w:rFonts w:eastAsia="Times New Roman" w:cstheme="minorHAnsi"/>
+          <w:kern w:val="36"/>
+          <w14:ligatures w14:val="none"/>
+        </w:rPr>
+        <w:t>But</w:t>
+      </w:r>
+      <w:r>
+        <w:rPr>
+          <w:rFonts w:eastAsia="Times New Roman" w:cstheme="minorHAnsi"/>
+          <w:kern w:val="36"/>
+          <w14:ligatures w14:val="none"/>
+        </w:rPr>
+        <w:t xml:space="preserve"> the journal did fail to mention any limits of ChatGPT itself, let alone in the field of parallel art, which is something that should be accounted for.</w:t>
+      </w:r>
+    </w:p>
+    <w:p>
+      <w:pPr>
+        <w:pStyle w:val="ListParagraph"/>
+        <w:rPr>
+          <w:rFonts w:eastAsia="Times New Roman" w:cstheme="minorHAnsi"/>
+          <w:kern w:val="36"/>
+          <w14:ligatures w14:val="none"/>
+        </w:rPr>
+      </w:pPr>
+    </w:p>
+    <w:p>
+      <w:pPr>
+        <w:pStyle w:val="ListParagraph"/>
+        <w:numPr>
+          <w:ilvl w:val="0"/>
+          <w:numId w:val="5"/>
+        </w:numPr>
+        <w:rPr>
+          <w:rFonts w:eastAsia="Times New Roman" w:cstheme="minorHAnsi"/>
+          <w:kern w:val="36"/>
+          <w14:ligatures w14:val="none"/>
+        </w:rPr>
+      </w:pPr>
+      <w:r>
+        <w:rPr>
+          <w:rFonts w:eastAsia="Times New Roman" w:cstheme="minorHAnsi"/>
+          <w:kern w:val="36"/>
+          <w14:ligatures w14:val="none"/>
+        </w:rPr>
+        <w:t>To ChatGPT or not to ChatGPT? The Impact of Artificial Intelligence on Academic Publishing</w:t>
+      </w:r>
+    </w:p>
+    <w:p>
+      <w:pPr>
+        <w:pStyle w:val="ListParagraph"/>
+        <w:rPr>
+          <w:rFonts w:eastAsia="Times New Roman" w:cstheme="minorHAnsi"/>
+          <w:kern w:val="36"/>
+          <w14:ligatures w14:val="none"/>
+        </w:rPr>
+      </w:pPr>
+      <w:r>
+        <w:rPr>
+          <w:rFonts w:eastAsia="Times New Roman" w:cstheme="minorHAnsi"/>
+          <w:kern w:val="36"/>
+          <w14:ligatures w14:val="none"/>
+        </w:rPr>
+        <w:t>Written by Nigel Curtis in April 2023, the journal debated the impacts of ChatGPT in academic publishing. It was written by Nigel based on his thought process and verdict questioning the audience if this journal itself has used AI to improve.</w:t>
+      </w:r>
+    </w:p>
+    <w:p>
+      <w:pPr>
+        <w:pStyle w:val="ListParagraph"/>
+        <w:rPr>
+          <w:rFonts w:eastAsia="Times New Roman" w:cstheme="minorHAnsi"/>
+          <w:kern w:val="36"/>
+          <w14:ligatures w14:val="none"/>
+        </w:rPr>
+      </w:pPr>
+      <w:r>
+        <w:rPr>
+          <w:rFonts w:eastAsia="Times New Roman" w:cstheme="minorHAnsi"/>
+          <w:kern w:val="36"/>
+          <w14:ligatures w14:val="none"/>
+        </w:rPr>
+        <w:t>The performance of this journal could be questionable since it could have added some data to back up its statements which were missing in it, and not rely solely on the author’s perception.</w:t>
+      </w:r>
+    </w:p>
+    <w:p>
+      <w:pPr>
+        <w:pStyle w:val="ListParagraph"/>
+        <w:rPr>
+          <w:rFonts w:eastAsia="Times New Roman" w:cstheme="minorHAnsi"/>
+          <w:kern w:val="36"/>
+          <w14:ligatures w14:val="none"/>
+        </w:rPr>
+      </w:pPr>
+    </w:p>
+    <w:p>
+      <w:pPr>
+        <w:pStyle w:val="ListParagraph"/>
+        <w:numPr>
+          <w:ilvl w:val="0"/>
+          <w:numId w:val="5"/>
+        </w:numPr>
+        <w:rPr>
+          <w:rFonts w:eastAsia="Times New Roman" w:cstheme="minorHAnsi"/>
+          <w:kern w:val="36"/>
+          <w14:ligatures w14:val="none"/>
+        </w:rPr>
+      </w:pPr>
+      <w:r>
+        <w:rPr>
+          <w:rFonts w:eastAsia="Times New Roman" w:cstheme="minorHAnsi"/>
+          <w:kern w:val="36"/>
+          <w14:ligatures w14:val="none"/>
+        </w:rPr>
+        <w:t>Ethical Concerns Amidst Employment of ChatGPT in Plastic Surgery</w:t>
+      </w:r>
+    </w:p>
+    <w:p>
+      <w:pPr>
+        <w:pStyle w:val="ListParagraph"/>
+        <w:rPr>
+          <w:rFonts w:eastAsia="Times New Roman" w:cstheme="minorHAnsi"/>
+          <w:kern w:val="36"/>
+          <w14:ligatures w14:val="none"/>
+        </w:rPr>
+      </w:pPr>
+      <w:r>
+        <w:rPr>
+          <w:rFonts w:eastAsia="Times New Roman" w:cstheme="minorHAnsi"/>
+          <w:kern w:val="36"/>
+          <w14:ligatures w14:val="none"/>
+        </w:rPr>
+        <w:t xml:space="preserve">This journal, published on 18 April 2023 was authored by Rohun Gupta, Kazimir Bagdady, and Brian A Mailey where the authors deem the use of ChatGPT in Plastic Surgery is not possible yet </w:t>
+      </w:r>
+      <w:r>
+        <w:rPr>
+          <w:rFonts w:eastAsia="Times New Roman" w:cstheme="minorHAnsi"/>
+          <w:kern w:val="36"/>
+          <w14:ligatures w14:val="none"/>
+        </w:rPr>
+        <w:t xml:space="preserve">for ethical issues </w:t>
+      </w:r>
+      <w:r>
+        <w:rPr>
+          <w:rFonts w:eastAsia="Times New Roman" w:cstheme="minorHAnsi"/>
+          <w:kern w:val="36"/>
+          <w14:ligatures w14:val="none"/>
+        </w:rPr>
+        <w:t xml:space="preserve">since </w:t>
+      </w:r>
+      <w:r>
+        <w:rPr>
+          <w:rFonts w:eastAsia="Times New Roman" w:cstheme="minorHAnsi"/>
+          <w:kern w:val="36"/>
+          <w14:ligatures w14:val="none"/>
+        </w:rPr>
+        <w:t xml:space="preserve">it is unable to fulfill the ethical responsibilities of an author as outlined by the ICMJE. </w:t>
+      </w:r>
+    </w:p>
+    <w:p>
+      <w:pPr>
+        <w:pStyle w:val="ListParagraph"/>
+        <w:rPr>
+          <w:rFonts w:eastAsia="Times New Roman" w:cstheme="minorHAnsi"/>
+          <w:kern w:val="36"/>
+          <w14:ligatures w14:val="none"/>
+        </w:rPr>
+      </w:pPr>
+      <w:r>
+        <w:rPr>
+          <w:rFonts w:eastAsia="Times New Roman" w:cstheme="minorHAnsi"/>
+          <w:kern w:val="36"/>
+          <w14:ligatures w14:val="none"/>
+        </w:rPr>
+        <w:t>Because ChatGPT is unable to take responsibility, the journal did nail the ethical issues the use of ChatGPT in plastic surgery could have.</w:t>
+      </w:r>
+    </w:p>
+    <w:p>
+      <w:pPr>
+        <w:pStyle w:val="ListParagraph"/>
+        <w:rPr>
+          <w:rFonts w:eastAsia="Times New Roman" w:cstheme="minorHAnsi"/>
+          <w:kern w:val="36"/>
+          <w14:ligatures w14:val="none"/>
+        </w:rPr>
+      </w:pPr>
+    </w:p>
+    <w:p>
+      <w:pPr>
+        <w:pStyle w:val="ListParagraph"/>
+        <w:numPr>
+          <w:ilvl w:val="0"/>
+          <w:numId w:val="5"/>
+        </w:numPr>
+        <w:rPr>
+          <w:rFonts w:eastAsia="Times New Roman" w:cstheme="minorHAnsi"/>
+          <w:kern w:val="36"/>
+          <w14:ligatures w14:val="none"/>
+        </w:rPr>
+      </w:pPr>
+      <w:r>
+        <w:rPr>
+          <w:rFonts w:eastAsia="Times New Roman" w:cstheme="minorHAnsi"/>
+          <w:kern w:val="36"/>
+          <w14:ligatures w14:val="none"/>
+        </w:rPr>
+        <w:t>Real Talk? The future of ChatGPT</w:t>
+      </w:r>
+    </w:p>
+    <w:p>
+      <w:pPr>
+        <w:pStyle w:val="ListParagraph"/>
+        <w:rPr>
+          <w:rFonts w:eastAsia="Times New Roman" w:cstheme="minorHAnsi"/>
+          <w:kern w:val="36"/>
+          <w14:ligatures w14:val="none"/>
+        </w:rPr>
+      </w:pPr>
+      <w:r>
+        <w:rPr>
+          <w:rFonts w:eastAsia="Times New Roman" w:cstheme="minorHAnsi"/>
+          <w:kern w:val="36"/>
+          <w14:ligatures w14:val="none"/>
+        </w:rPr>
+        <w:t>Authored by Brian Tarran, this journal was published on 30 March 2023 and is an extract of a conversation between Brian and Detlef Nauck head of AI and data science research for BT’s Applied Research Division. Knowledge representation, control use of models like ChatGPT</w:t>
+      </w:r>
+      <w:r>
+        <w:rPr>
+          <w:rFonts w:eastAsia="Times New Roman" w:cstheme="minorHAnsi"/>
+          <w:kern w:val="36"/>
+          <w14:ligatures w14:val="none"/>
+        </w:rPr>
+        <w:t>,</w:t>
+      </w:r>
+      <w:r>
+        <w:rPr>
+          <w:rFonts w:eastAsia="Times New Roman" w:cstheme="minorHAnsi"/>
+          <w:kern w:val="36"/>
+          <w14:ligatures w14:val="none"/>
+        </w:rPr>
+        <w:t xml:space="preserve"> and sustainability of such huge models</w:t>
+      </w:r>
+      <w:r>
+        <w:rPr>
+          <w:rFonts w:eastAsia="Times New Roman" w:cstheme="minorHAnsi"/>
+          <w:kern w:val="36"/>
+          <w14:ligatures w14:val="none"/>
+        </w:rPr>
+        <w:t xml:space="preserve"> will be key to the future of ChatGPT could be concluded from this journal.</w:t>
+      </w:r>
+    </w:p>
+    <w:p>
+      <w:pPr>
+        <w:pStyle w:val="ListParagraph"/>
+        <w:rPr>
+          <w:rFonts w:eastAsia="Times New Roman" w:cstheme="minorHAnsi"/>
+          <w:kern w:val="36"/>
+          <w14:ligatures w14:val="none"/>
+        </w:rPr>
+      </w:pPr>
+      <w:r>
+        <w:rPr>
+          <w:rFonts w:eastAsia="Times New Roman" w:cstheme="minorHAnsi"/>
+          <w:kern w:val="36"/>
+          <w14:ligatures w14:val="none"/>
+        </w:rPr>
+        <w:t>The journal did miss to address the impacts of ChatGPT at all, which could be necessary when talking about it.</w:t>
+      </w:r>
+    </w:p>
+    <w:p>
+      <w:pPr>
+        <w:pStyle w:val="ListParagraph"/>
+        <w:rPr>
+          <w:rFonts w:eastAsia="Times New Roman" w:cstheme="minorHAnsi"/>
+          <w:kern w:val="36"/>
+          <w14:ligatures w14:val="none"/>
+        </w:rPr>
+      </w:pPr>
+    </w:p>
+    <w:p>
+      <w:pPr>
+        <w:pStyle w:val="ListParagraph"/>
+        <w:numPr>
+          <w:ilvl w:val="0"/>
+          <w:numId w:val="5"/>
+        </w:numPr>
+        <w:rPr>
+          <w:rFonts w:eastAsia="Times New Roman" w:cstheme="minorHAnsi"/>
+          <w:kern w:val="36"/>
+          <w14:ligatures w14:val="none"/>
+        </w:rPr>
+      </w:pPr>
+      <w:r>
+        <w:rPr>
+          <w:rFonts w:eastAsia="Times New Roman" w:cstheme="minorHAnsi"/>
+          <w:kern w:val="36"/>
+          <w14:ligatures w14:val="none"/>
+        </w:rPr>
+        <w:t>ChatGPT: Educational friend or foe?</w:t>
+      </w:r>
+    </w:p>
+    <w:p>
+      <w:pPr>
+        <w:pStyle w:val="ListParagraph"/>
+        <w:rPr>
+          <w:rFonts w:eastAsia="Times New Roman" w:cstheme="minorHAnsi"/>
+          <w:kern w:val="36"/>
+          <w14:ligatures w14:val="none"/>
+        </w:rPr>
+      </w:pPr>
+      <w:r>
+        <w:rPr>
+          <w:rFonts w:eastAsia="Times New Roman" w:cstheme="minorHAnsi"/>
+          <w:kern w:val="36"/>
+          <w14:ligatures w14:val="none"/>
+        </w:rPr>
+        <w:t xml:space="preserve">Written by Kathy Hirsh-Pasek and Elias Blinkoff, this article was published on January 9, 2023. Proper use of ChatGPT could promote critical thinking and deeper, more engaged learning among students rather than impact otherwise as stated by the article. </w:t>
+      </w:r>
+      <w:r>
+        <w:rPr>
+          <w:rFonts w:eastAsia="Times New Roman" w:cstheme="minorHAnsi"/>
+          <w:kern w:val="36"/>
+          <w14:ligatures w14:val="none"/>
+        </w:rPr>
+        <w:t>The words</w:t>
+      </w:r>
+      <w:r>
+        <w:rPr>
+          <w:rFonts w:eastAsia="Times New Roman" w:cstheme="minorHAnsi"/>
+          <w:kern w:val="36"/>
+          <w14:ligatures w14:val="none"/>
+        </w:rPr>
+        <w:t xml:space="preserve"> of deans of different schools were taken into account while formulating the conclusion of this article.</w:t>
+      </w:r>
+    </w:p>
+    <w:p>
+      <w:pPr>
+        <w:pStyle w:val="ListParagraph"/>
+        <w:rPr>
+          <w:rFonts w:eastAsia="Times New Roman" w:cstheme="minorHAnsi"/>
+          <w:kern w:val="36"/>
+          <w14:ligatures w14:val="none"/>
+        </w:rPr>
+      </w:pPr>
+      <w:r>
+        <w:rPr>
+          <w:rFonts w:eastAsia="Times New Roman" w:cstheme="minorHAnsi"/>
+          <w:kern w:val="36"/>
+          <w14:ligatures w14:val="none"/>
+        </w:rPr>
+        <w:t>The thing this article missed is the experience of the students themselves and the data to prove its conclusion which could question its reliability.</w:t>
+      </w:r>
+    </w:p>
+    <w:p>
+      <w:pPr>
+        <w:pStyle w:val="ListParagraph"/>
+        <w:rPr>
+          <w:rFonts w:eastAsia="Times New Roman" w:cstheme="minorHAnsi"/>
+          <w:kern w:val="36"/>
+          <w14:ligatures w14:val="none"/>
+        </w:rPr>
+      </w:pPr>
+    </w:p>
+    <w:p>
+      <w:pPr>
+        <w:pStyle w:val="ListParagraph"/>
+        <w:numPr>
+          <w:ilvl w:val="0"/>
+          <w:numId w:val="5"/>
+        </w:numPr>
+        <w:shd w:val="clear" w:color="auto" w:fill="FFFFFF"/>
+        <w:spacing w:before="100" w:beforeAutospacing="1" w:after="100" w:afterAutospacing="1" w:line="240" w:lineRule="auto"/>
+        <w:outlineLvl w:val="0"/>
+        <w:rPr>
+          <w:rFonts w:eastAsia="Times New Roman" w:cstheme="minorHAnsi"/>
+          <w:kern w:val="36"/>
+          <w14:ligatures w14:val="none"/>
+        </w:rPr>
+      </w:pPr>
+      <w:r>
+        <w:rPr>
+          <w:rFonts w:eastAsia="Times New Roman" w:cstheme="minorHAnsi"/>
+          <w:kern w:val="36"/>
+          <w14:ligatures w14:val="none"/>
+        </w:rPr>
+        <w:t>Truth or Lies? The Pitfalls and Limitations of ChatGPT in Systematic Review Creation</w:t>
+      </w:r>
+    </w:p>
+    <w:p>
+      <w:pPr>
+        <w:pStyle w:val="ListParagraph"/>
+        <w:shd w:val="clear" w:color="auto" w:fill="FFFFFF"/>
+        <w:spacing w:before="100" w:beforeAutospacing="1" w:after="100" w:afterAutospacing="1" w:line="240" w:lineRule="auto"/>
+        <w:outlineLvl w:val="0"/>
+        <w:rPr>
+          <w:rFonts w:eastAsia="Times New Roman" w:cstheme="minorHAnsi"/>
+          <w:kern w:val="36"/>
+          <w14:ligatures w14:val="none"/>
+        </w:rPr>
+      </w:pPr>
+      <w:r>
+        <w:rPr>
+          <w:rFonts w:eastAsia="Times New Roman" w:cstheme="minorHAnsi"/>
+          <w:kern w:val="36"/>
+          <w14:ligatures w14:val="none"/>
+        </w:rPr>
+        <w:t>Written by Daniel Najafali, Justin M Camacho, Erik Reiche, Logan Galbraith, Shane D Morrison, and Amir H Dorafshar, this journal was published on 5 April 2023. The use of ChatGPT for the purposes of systematic review has some considerable room for improvement to perform the entire systematic review on its own as concluded by the journal based on the 240 reviews on 12 different cosmetic surgery ideas generated by ChatGPT.</w:t>
+      </w:r>
+    </w:p>
+    <w:p>
+      <w:pPr>
+        <w:pStyle w:val="ListParagraph"/>
+        <w:shd w:val="clear" w:color="auto" w:fill="FFFFFF"/>
+        <w:spacing w:before="100" w:beforeAutospacing="1" w:after="100" w:afterAutospacing="1" w:line="240" w:lineRule="auto"/>
+        <w:outlineLvl w:val="0"/>
+        <w:rPr>
+          <w:rFonts w:eastAsia="Times New Roman" w:cstheme="minorHAnsi"/>
+          <w:kern w:val="36"/>
+          <w14:ligatures w14:val="none"/>
+        </w:rPr>
+      </w:pPr>
+      <w:r>
+        <w:rPr>
+          <w:rFonts w:eastAsia="Times New Roman" w:cstheme="minorHAnsi"/>
+          <w:kern w:val="36"/>
+          <w14:ligatures w14:val="none"/>
+        </w:rPr>
+        <w:lastRenderedPageBreak/>
+        <w:t>The journal probably could have addressed, how ChatGPT could mitigate its current fallbacks to singlehandedly execute systematic reviews.</w:t>
+      </w:r>
+    </w:p>
+    <w:p>
+      <w:pPr>
+        <w:pStyle w:val="ListParagraph"/>
+        <w:rPr>
+          <w:rFonts w:eastAsia="Times New Roman" w:cstheme="minorHAnsi"/>
+          <w:kern w:val="36"/>
+          <w14:ligatures w14:val="none"/>
+        </w:rPr>
+      </w:pPr>
+    </w:p>
+    <w:p>
+      <w:pPr>
+        <w:pStyle w:val="ListParagraph"/>
+        <w:numPr>
+          <w:ilvl w:val="0"/>
+          <w:numId w:val="5"/>
+        </w:numPr>
+        <w:shd w:val="clear" w:color="auto" w:fill="FFFFFF"/>
+        <w:spacing w:before="100" w:beforeAutospacing="1" w:after="100" w:afterAutospacing="1" w:line="240" w:lineRule="auto"/>
+        <w:outlineLvl w:val="0"/>
+        <w:rPr>
+          <w:rFonts w:eastAsia="Times New Roman" w:cstheme="minorHAnsi"/>
+          <w:kern w:val="36"/>
+          <w14:ligatures w14:val="none"/>
+        </w:rPr>
+      </w:pPr>
+      <w:r>
+        <w:rPr>
+          <w:rFonts w:eastAsia="Times New Roman" w:cstheme="minorHAnsi"/>
+          <w:kern w:val="36"/>
+          <w14:ligatures w14:val="none"/>
+        </w:rPr>
+        <w:t>The exciting new AI transforming search — and maybe everything — explained</w:t>
+      </w:r>
+    </w:p>
+    <w:p>
+      <w:pPr>
+        <w:pStyle w:val="ListParagraph"/>
+        <w:shd w:val="clear" w:color="auto" w:fill="FFFFFF"/>
+        <w:spacing w:before="100" w:beforeAutospacing="1" w:after="100" w:afterAutospacing="1" w:line="240" w:lineRule="auto"/>
+        <w:outlineLvl w:val="0"/>
+        <w:rPr>
+          <w:rFonts w:eastAsia="Times New Roman" w:cstheme="minorHAnsi"/>
+          <w:kern w:val="36"/>
+          <w14:ligatures w14:val="none"/>
+        </w:rPr>
+      </w:pPr>
+      <w:r>
+        <w:rPr>
+          <w:rFonts w:eastAsia="Times New Roman" w:cstheme="minorHAnsi"/>
+          <w:kern w:val="36"/>
+          <w14:ligatures w14:val="none"/>
+        </w:rPr>
+        <w:t>Published on March 4, 2023, this article was written by Sara Morrison trying to explain the possibilities of AI-powered applications such as ChatGPT in both innovative and destructive ways. Real-world examples of the use of ChatGPT and other similar platforms are addressed by Sara to enunciate its applications now and in the future.</w:t>
+      </w:r>
+    </w:p>
+    <w:p>
+      <w:pPr>
+        <w:pStyle w:val="ListParagraph"/>
+        <w:shd w:val="clear" w:color="auto" w:fill="FFFFFF"/>
+        <w:spacing w:before="100" w:beforeAutospacing="1" w:after="100" w:afterAutospacing="1" w:line="240" w:lineRule="auto"/>
+        <w:outlineLvl w:val="0"/>
+        <w:rPr>
+          <w:rFonts w:eastAsia="Times New Roman" w:cstheme="minorHAnsi"/>
+          <w:kern w:val="36"/>
+          <w14:ligatures w14:val="none"/>
+        </w:rPr>
+      </w:pPr>
+      <w:r>
+        <w:rPr>
+          <w:rFonts w:eastAsia="Times New Roman" w:cstheme="minorHAnsi"/>
+          <w:kern w:val="36"/>
+          <w14:ligatures w14:val="none"/>
+        </w:rPr>
+        <w:t>The journal, however, could also have talked about AI possibilities in specific arenas rather than just on a broad level.</w:t>
+      </w:r>
+    </w:p>
+    <w:p>
+      <w:pPr>
+        <w:pStyle w:val="ListParagraph"/>
+        <w:shd w:val="clear" w:color="auto" w:fill="FFFFFF"/>
+        <w:spacing w:before="100" w:beforeAutospacing="1" w:after="100" w:afterAutospacing="1" w:line="240" w:lineRule="auto"/>
+        <w:outlineLvl w:val="0"/>
+        <w:rPr>
+          <w:rFonts w:eastAsia="Times New Roman" w:cstheme="minorHAnsi"/>
+          <w:kern w:val="36"/>
+          <w14:ligatures w14:val="none"/>
+        </w:rPr>
+      </w:pPr>
+    </w:p>
+    <w:p>
+      <w:pPr>
+        <w:pStyle w:val="ListParagraph"/>
+        <w:numPr>
+          <w:ilvl w:val="0"/>
+          <w:numId w:val="5"/>
+        </w:numPr>
+        <w:shd w:val="clear" w:color="auto" w:fill="FFFFFF"/>
+        <w:spacing w:before="100" w:beforeAutospacing="1" w:after="100" w:afterAutospacing="1" w:line="240" w:lineRule="auto"/>
+        <w:outlineLvl w:val="0"/>
+        <w:rPr>
+          <w:rFonts w:eastAsia="Times New Roman" w:cstheme="minorHAnsi"/>
+          <w:kern w:val="36"/>
+          <w14:ligatures w14:val="none"/>
+        </w:rPr>
+      </w:pPr>
+      <w:r>
+        <w:rPr>
+          <w:rFonts w:eastAsia="Times New Roman" w:cstheme="minorHAnsi"/>
+          <w:kern w:val="36"/>
+          <w14:ligatures w14:val="none"/>
+        </w:rPr>
+        <w:t>AI is flooding the workplace, and workers love it</w:t>
+      </w:r>
+    </w:p>
+    <w:p>
+      <w:pPr>
+        <w:pStyle w:val="ListParagraph"/>
+        <w:shd w:val="clear" w:color="auto" w:fill="FFFFFF"/>
+        <w:spacing w:before="100" w:beforeAutospacing="1" w:after="100" w:afterAutospacing="1" w:line="240" w:lineRule="auto"/>
+        <w:outlineLvl w:val="0"/>
+        <w:rPr>
+          <w:rFonts w:eastAsia="Times New Roman" w:cstheme="minorHAnsi"/>
+          <w:kern w:val="36"/>
+          <w14:ligatures w14:val="none"/>
+        </w:rPr>
+      </w:pPr>
+      <w:r>
+        <w:rPr>
+          <w:rFonts w:eastAsia="Times New Roman" w:cstheme="minorHAnsi"/>
+          <w:kern w:val="36"/>
+          <w14:ligatures w14:val="none"/>
+        </w:rPr>
+        <w:t xml:space="preserve">On April 10, 2023, this article published by Rani Molla </w:t>
+      </w:r>
+      <w:r>
+        <w:rPr>
+          <w:rFonts w:eastAsia="Times New Roman" w:cstheme="minorHAnsi"/>
+          <w:kern w:val="36"/>
+          <w14:ligatures w14:val="none"/>
+        </w:rPr>
+        <w:t>elucidated</w:t>
+      </w:r>
+      <w:r>
+        <w:rPr>
+          <w:rFonts w:eastAsia="Times New Roman" w:cstheme="minorHAnsi"/>
+          <w:kern w:val="36"/>
+          <w14:ligatures w14:val="none"/>
+        </w:rPr>
+        <w:t xml:space="preserve"> how </w:t>
+      </w:r>
+      <w:r>
+        <w:rPr>
+          <w:rFonts w:eastAsia="Times New Roman" w:cstheme="minorHAnsi"/>
+          <w:kern w:val="36"/>
+          <w14:ligatures w14:val="none"/>
+        </w:rPr>
+        <w:t>workers</w:t>
+      </w:r>
+      <w:r>
+        <w:rPr>
+          <w:rFonts w:eastAsia="Times New Roman" w:cstheme="minorHAnsi"/>
+          <w:kern w:val="36"/>
+          <w14:ligatures w14:val="none"/>
+        </w:rPr>
+        <w:t xml:space="preserve"> have been using AI </w:t>
+      </w:r>
+      <w:r>
+        <w:rPr>
+          <w:rFonts w:eastAsia="Times New Roman" w:cstheme="minorHAnsi"/>
+          <w:kern w:val="36"/>
+          <w14:ligatures w14:val="none"/>
+        </w:rPr>
+        <w:t>platforms</w:t>
+      </w:r>
+      <w:r>
+        <w:rPr>
+          <w:rFonts w:eastAsia="Times New Roman" w:cstheme="minorHAnsi"/>
+          <w:kern w:val="36"/>
+          <w14:ligatures w14:val="none"/>
+        </w:rPr>
+        <w:t xml:space="preserve"> such as ChatGPT in their workplace and how much have they been liking it.</w:t>
+      </w:r>
+      <w:r>
+        <w:rPr>
+          <w:rFonts w:eastAsia="Times New Roman" w:cstheme="minorHAnsi"/>
+          <w:kern w:val="36"/>
+          <w14:ligatures w14:val="none"/>
+        </w:rPr>
+        <w:t xml:space="preserve"> AI wouldn’t take people’s jobs but will be integrated into them, was concluded by the article on account of numerous work experiences of people.</w:t>
+      </w:r>
+    </w:p>
+    <w:p>
+      <w:pPr>
+        <w:pStyle w:val="ListParagraph"/>
+        <w:shd w:val="clear" w:color="auto" w:fill="FFFFFF"/>
+        <w:spacing w:before="100" w:beforeAutospacing="1" w:after="100" w:afterAutospacing="1" w:line="240" w:lineRule="auto"/>
+        <w:outlineLvl w:val="0"/>
+        <w:rPr>
+          <w:rFonts w:eastAsia="Times New Roman" w:cstheme="minorHAnsi"/>
+          <w:kern w:val="36"/>
+          <w14:ligatures w14:val="none"/>
+        </w:rPr>
+      </w:pPr>
+      <w:r>
+        <w:rPr>
+          <w:rFonts w:eastAsia="Times New Roman" w:cstheme="minorHAnsi"/>
+          <w:kern w:val="36"/>
+          <w14:ligatures w14:val="none"/>
+        </w:rPr>
+        <w:t xml:space="preserve">Though, the conclusion is drawn from a </w:t>
+      </w:r>
+      <w:r>
+        <w:rPr>
+          <w:rFonts w:eastAsia="Times New Roman" w:cstheme="minorHAnsi"/>
+          <w:kern w:val="36"/>
+          <w14:ligatures w14:val="none"/>
+        </w:rPr>
+        <w:t>limited scope of experiences because one of the workers in the article lamented the scope of AI in his job, and so could be more.</w:t>
+      </w:r>
+    </w:p>
+    <w:p>
+      <w:pPr>
+        <w:pStyle w:val="ListParagraph"/>
+        <w:shd w:val="clear" w:color="auto" w:fill="FFFFFF"/>
+        <w:spacing w:before="100" w:beforeAutospacing="1" w:after="100" w:afterAutospacing="1" w:line="240" w:lineRule="auto"/>
+        <w:outlineLvl w:val="0"/>
+        <w:rPr>
+          <w:rFonts w:eastAsia="Times New Roman" w:cstheme="minorHAnsi"/>
+          <w:kern w:val="36"/>
+          <w14:ligatures w14:val="none"/>
+        </w:rPr>
+      </w:pPr>
+    </w:p>
+    <w:p>
+      <w:pPr>
+        <w:pStyle w:val="ListParagraph"/>
+        <w:shd w:val="clear" w:color="auto" w:fill="FFFFFF"/>
+        <w:spacing w:before="100" w:beforeAutospacing="1" w:after="100" w:afterAutospacing="1" w:line="240" w:lineRule="auto"/>
+        <w:outlineLvl w:val="0"/>
+        <w:rPr>
+          <w:rFonts w:eastAsia="Times New Roman" w:cstheme="minorHAnsi"/>
+          <w:kern w:val="36"/>
+          <w14:ligatures w14:val="none"/>
+        </w:rPr>
+      </w:pPr>
+    </w:p>
+    <w:p>
+      <w:pPr>
+        <w:shd w:val="clear" w:color="auto" w:fill="FFFFFF"/>
+        <w:spacing w:before="100" w:beforeAutospacing="1" w:after="100" w:afterAutospacing="1" w:line="240" w:lineRule="auto"/>
+        <w:outlineLvl w:val="0"/>
+        <w:rPr>
+          <w:rFonts w:eastAsia="Times New Roman" w:cstheme="minorHAnsi"/>
+          <w:kern w:val="36"/>
+          <w14:ligatures w14:val="none"/>
+        </w:rPr>
+      </w:pPr>
+    </w:p>
+    <w:p>
+      <w:pPr>
+        <w:pStyle w:val="ListParagraph"/>
+        <w:rPr>
+          <w:rFonts w:cstheme="minorHAnsi"/>
+        </w:rPr>
+      </w:pPr>
+    </w:p>
+    <w:p>
+      <w:pPr>
+        <w:rPr>
+          <w:rFonts w:cstheme="minorHAnsi"/>
+        </w:rPr>
+      </w:pPr>
+      <w:r>
+        <w:rPr>
+          <w:rFonts w:cstheme="minorHAnsi"/>
+        </w:rPr>
         <w:t>References</w:t>
       </w:r>
     </w:p>
@@ -572,7 +1995,7 @@
         <w:pStyle w:val="NormalWeb"/>
         <w:spacing w:before="0" w:beforeAutospacing="0" w:after="0" w:afterAutospacing="0" w:line="360" w:lineRule="atLeast"/>
         <w:rPr>
-          <w:rFonts w:ascii="Calibri" w:hAnsi="Calibri" w:cs="Calibri"/>
+          <w:rFonts w:asciiTheme="minorHAnsi" w:hAnsiTheme="minorHAnsi" w:cstheme="minorHAnsi"/>
           <w:color w:val="000000"/>
           <w:sz w:val="22"/>
           <w:szCs w:val="22"/>
@@ -580,7 +2003,7 @@
       </w:pPr>
       <w:r>
         <w:rPr>
-          <w:rFonts w:ascii="Calibri" w:hAnsi="Calibri" w:cs="Calibri"/>
+          <w:rFonts w:asciiTheme="minorHAnsi" w:hAnsiTheme="minorHAnsi" w:cstheme="minorHAnsi"/>
           <w:color w:val="000000"/>
           <w:sz w:val="22"/>
           <w:szCs w:val="22"/>
@@ -589,7 +2012,7 @@
       </w:r>
       <w:r>
         <w:rPr>
-          <w:rFonts w:ascii="Calibri" w:hAnsi="Calibri" w:cs="Calibri"/>
+          <w:rFonts w:asciiTheme="minorHAnsi" w:hAnsiTheme="minorHAnsi" w:cstheme="minorHAnsi"/>
           <w:i/>
           <w:iCs/>
           <w:color w:val="000000"/>
@@ -600,7 +2023,7 @@
       </w:r>
       <w:r>
         <w:rPr>
-          <w:rFonts w:ascii="Calibri" w:hAnsi="Calibri" w:cs="Calibri"/>
+          <w:rFonts w:asciiTheme="minorHAnsi" w:hAnsiTheme="minorHAnsi" w:cstheme="minorHAnsi"/>
           <w:color w:val="000000"/>
           <w:sz w:val="22"/>
           <w:szCs w:val="22"/>
@@ -611,7 +2034,7 @@
         <w:r>
           <w:rPr>
             <w:rStyle w:val="Hyperlink"/>
-            <w:rFonts w:ascii="Calibri" w:hAnsi="Calibri" w:cs="Calibri"/>
+            <w:rFonts w:asciiTheme="minorHAnsi" w:hAnsiTheme="minorHAnsi" w:cstheme="minorHAnsi"/>
             <w:sz w:val="22"/>
             <w:szCs w:val="22"/>
           </w:rPr>
@@ -620,12 +2043,30 @@
       </w:hyperlink>
       <w:r>
         <w:rPr>
-          <w:rFonts w:ascii="Calibri" w:hAnsi="Calibri" w:cs="Calibri"/>
+          <w:rFonts w:asciiTheme="minorHAnsi" w:hAnsiTheme="minorHAnsi" w:cstheme="minorHAnsi"/>
           <w:color w:val="000000"/>
           <w:sz w:val="22"/>
           <w:szCs w:val="22"/>
         </w:rPr>
-        <w:t xml:space="preserve"> (Accessed: 15 April 2022).</w:t>
+        <w:t xml:space="preserve"> (Accessed: 15 April 202</w:t>
+      </w:r>
+      <w:r>
+        <w:rPr>
+          <w:rFonts w:asciiTheme="minorHAnsi" w:hAnsiTheme="minorHAnsi" w:cstheme="minorHAnsi"/>
+          <w:color w:val="000000"/>
+          <w:sz w:val="22"/>
+          <w:szCs w:val="22"/>
+        </w:rPr>
+        <w:t>3</w:t>
+      </w:r>
+      <w:r>
+        <w:rPr>
+          <w:rFonts w:asciiTheme="minorHAnsi" w:hAnsiTheme="minorHAnsi" w:cstheme="minorHAnsi"/>
+          <w:color w:val="000000"/>
+          <w:sz w:val="22"/>
+          <w:szCs w:val="22"/>
+        </w:rPr>
+        <w:t>).</w:t>
       </w:r>
     </w:p>
     <w:p>
@@ -633,7 +2074,7 @@
         <w:pStyle w:val="NormalWeb"/>
         <w:spacing w:before="0" w:beforeAutospacing="0" w:after="0" w:afterAutospacing="0" w:line="360" w:lineRule="atLeast"/>
         <w:rPr>
-          <w:rFonts w:ascii="Calibri" w:hAnsi="Calibri" w:cs="Calibri"/>
+          <w:rFonts w:asciiTheme="minorHAnsi" w:hAnsiTheme="minorHAnsi" w:cstheme="minorHAnsi"/>
           <w:color w:val="000000"/>
           <w:sz w:val="22"/>
           <w:szCs w:val="22"/>
@@ -644,15 +2085,15 @@
       <w:pPr>
         <w:spacing w:after="0" w:line="360" w:lineRule="atLeast"/>
         <w:rPr>
-          <w:rFonts w:ascii="Calibri" w:eastAsia="Times New Roman" w:hAnsi="Calibri" w:cs="Calibri"/>
-          <w:color w:val="000000"/>
-          <w:kern w:val="0"/>
-          <w14:ligatures w14:val="none"/>
-        </w:rPr>
-      </w:pPr>
-      <w:r>
-        <w:rPr>
-          <w:rFonts w:ascii="Calibri" w:eastAsia="Times New Roman" w:hAnsi="Calibri" w:cs="Calibri"/>
+          <w:rFonts w:eastAsia="Times New Roman" w:cstheme="minorHAnsi"/>
+          <w:color w:val="000000"/>
+          <w:kern w:val="0"/>
+          <w14:ligatures w14:val="none"/>
+        </w:rPr>
+      </w:pPr>
+      <w:r>
+        <w:rPr>
+          <w:rFonts w:eastAsia="Times New Roman" w:cstheme="minorHAnsi"/>
           <w:color w:val="000000"/>
           <w:kern w:val="0"/>
           <w14:ligatures w14:val="none"/>
@@ -661,7 +2102,7 @@
       </w:r>
       <w:r>
         <w:rPr>
-          <w:rFonts w:ascii="Calibri" w:eastAsia="Times New Roman" w:hAnsi="Calibri" w:cs="Calibri"/>
+          <w:rFonts w:eastAsia="Times New Roman" w:cstheme="minorHAnsi"/>
           <w:i/>
           <w:iCs/>
           <w:color w:val="000000"/>
@@ -672,7 +2113,7 @@
       </w:r>
       <w:r>
         <w:rPr>
-          <w:rFonts w:ascii="Calibri" w:eastAsia="Times New Roman" w:hAnsi="Calibri" w:cs="Calibri"/>
+          <w:rFonts w:eastAsia="Times New Roman" w:cstheme="minorHAnsi"/>
           <w:color w:val="000000"/>
           <w:kern w:val="0"/>
           <w14:ligatures w14:val="none"/>
@@ -680,6 +2121,941 @@
         <w:t xml:space="preserve">. [online] www.ibm.com. Available at: </w:t>
       </w:r>
       <w:hyperlink r:id="rId6" w:history="1">
+        <w:r>
+          <w:rPr>
+            <w:rStyle w:val="Hyperlink"/>
+            <w:rFonts w:eastAsia="Times New Roman" w:cstheme="minorHAnsi"/>
+            <w:kern w:val="0"/>
+            <w14:ligatures w14:val="none"/>
+          </w:rPr>
+          <w:t>https://www.ibm.com/topics/chatbots</w:t>
+        </w:r>
+      </w:hyperlink>
+      <w:r>
+        <w:rPr>
+          <w:rFonts w:eastAsia="Times New Roman" w:cstheme="minorHAnsi"/>
+          <w:color w:val="000000"/>
+          <w:kern w:val="0"/>
+          <w14:ligatures w14:val="none"/>
+        </w:rPr>
+        <w:t xml:space="preserve"> </w:t>
+      </w:r>
+      <w:r>
+        <w:rPr>
+          <w:rFonts w:cstheme="minorHAnsi"/>
+          <w:color w:val="000000"/>
+        </w:rPr>
+        <w:t>(Accessed: 15 April 202</w:t>
+      </w:r>
+      <w:r>
+        <w:rPr>
+          <w:rFonts w:cstheme="minorHAnsi"/>
+          <w:color w:val="000000"/>
+        </w:rPr>
+        <w:t>3</w:t>
+      </w:r>
+      <w:r>
+        <w:rPr>
+          <w:rFonts w:cstheme="minorHAnsi"/>
+          <w:color w:val="000000"/>
+        </w:rPr>
+        <w:t>)</w:t>
+      </w:r>
+      <w:r>
+        <w:rPr>
+          <w:rFonts w:eastAsia="Times New Roman" w:cstheme="minorHAnsi"/>
+          <w:color w:val="000000"/>
+          <w:kern w:val="0"/>
+          <w14:ligatures w14:val="none"/>
+        </w:rPr>
+        <w:t>.</w:t>
+      </w:r>
+    </w:p>
+    <w:p>
+      <w:pPr>
+        <w:spacing w:after="0" w:line="360" w:lineRule="atLeast"/>
+        <w:rPr>
+          <w:rFonts w:eastAsia="Times New Roman" w:cstheme="minorHAnsi"/>
+          <w:color w:val="000000"/>
+          <w:kern w:val="0"/>
+          <w14:ligatures w14:val="none"/>
+        </w:rPr>
+      </w:pPr>
+    </w:p>
+    <w:p>
+      <w:pPr>
+        <w:pStyle w:val="NormalWeb"/>
+        <w:spacing w:before="0" w:beforeAutospacing="0" w:after="0" w:afterAutospacing="0" w:line="360" w:lineRule="atLeast"/>
+        <w:rPr>
+          <w:rFonts w:asciiTheme="minorHAnsi" w:hAnsiTheme="minorHAnsi" w:cstheme="minorHAnsi"/>
+          <w:color w:val="000000"/>
+          <w:sz w:val="22"/>
+          <w:szCs w:val="22"/>
+          <w14:ligatures w14:val="none"/>
+        </w:rPr>
+      </w:pPr>
+      <w:r>
+        <w:rPr>
+          <w:rFonts w:asciiTheme="minorHAnsi" w:hAnsiTheme="minorHAnsi" w:cstheme="minorHAnsi"/>
+          <w:color w:val="000000"/>
+          <w:sz w:val="22"/>
+          <w:szCs w:val="22"/>
+          <w14:ligatures w14:val="none"/>
+        </w:rPr>
+        <w:t>‌Adamopoulou, E. and Moussiades, L. (2020). Chatbots: History, technology, and applications. </w:t>
+      </w:r>
+      <w:r>
+        <w:rPr>
+          <w:rFonts w:asciiTheme="minorHAnsi" w:hAnsiTheme="minorHAnsi" w:cstheme="minorHAnsi"/>
+          <w:i/>
+          <w:iCs/>
+          <w:color w:val="000000"/>
+          <w:sz w:val="22"/>
+          <w:szCs w:val="22"/>
+          <w14:ligatures w14:val="none"/>
+        </w:rPr>
+        <w:t>Machine Learning with Applications</w:t>
+      </w:r>
+      <w:r>
+        <w:rPr>
+          <w:rFonts w:asciiTheme="minorHAnsi" w:hAnsiTheme="minorHAnsi" w:cstheme="minorHAnsi"/>
+          <w:color w:val="000000"/>
+          <w:sz w:val="22"/>
+          <w:szCs w:val="22"/>
+          <w14:ligatures w14:val="none"/>
+        </w:rPr>
+        <w:t>, [online] 2. doi:https://doi.org/10.1016/j.mlwa.2020.100006</w:t>
+      </w:r>
+      <w:r>
+        <w:rPr>
+          <w:rFonts w:asciiTheme="minorHAnsi" w:hAnsiTheme="minorHAnsi" w:cstheme="minorHAnsi"/>
+          <w:color w:val="000000"/>
+          <w:sz w:val="22"/>
+          <w:szCs w:val="22"/>
+          <w14:ligatures w14:val="none"/>
+        </w:rPr>
+        <w:t xml:space="preserve"> </w:t>
+      </w:r>
+      <w:r>
+        <w:rPr>
+          <w:rFonts w:asciiTheme="minorHAnsi" w:hAnsiTheme="minorHAnsi" w:cstheme="minorHAnsi"/>
+          <w:color w:val="000000"/>
+          <w:sz w:val="22"/>
+          <w:szCs w:val="22"/>
+        </w:rPr>
+        <w:t>(Accessed: 15 April 202</w:t>
+      </w:r>
+      <w:r>
+        <w:rPr>
+          <w:rFonts w:asciiTheme="minorHAnsi" w:hAnsiTheme="minorHAnsi" w:cstheme="minorHAnsi"/>
+          <w:color w:val="000000"/>
+          <w:sz w:val="22"/>
+          <w:szCs w:val="22"/>
+        </w:rPr>
+        <w:t>3</w:t>
+      </w:r>
+      <w:r>
+        <w:rPr>
+          <w:rFonts w:asciiTheme="minorHAnsi" w:hAnsiTheme="minorHAnsi" w:cstheme="minorHAnsi"/>
+          <w:color w:val="000000"/>
+          <w:sz w:val="22"/>
+          <w:szCs w:val="22"/>
+        </w:rPr>
+        <w:t>)</w:t>
+      </w:r>
+      <w:r>
+        <w:rPr>
+          <w:rFonts w:asciiTheme="minorHAnsi" w:hAnsiTheme="minorHAnsi" w:cstheme="minorHAnsi"/>
+          <w:color w:val="000000"/>
+          <w:sz w:val="22"/>
+          <w:szCs w:val="22"/>
+          <w14:ligatures w14:val="none"/>
+        </w:rPr>
+        <w:t>.</w:t>
+      </w:r>
+    </w:p>
+    <w:p>
+      <w:pPr>
+        <w:pStyle w:val="NormalWeb"/>
+        <w:spacing w:before="0" w:beforeAutospacing="0" w:after="0" w:afterAutospacing="0" w:line="360" w:lineRule="atLeast"/>
+        <w:rPr>
+          <w:rFonts w:asciiTheme="minorHAnsi" w:hAnsiTheme="minorHAnsi" w:cstheme="minorHAnsi"/>
+          <w:color w:val="000000"/>
+          <w:sz w:val="22"/>
+          <w:szCs w:val="22"/>
+          <w14:ligatures w14:val="none"/>
+        </w:rPr>
+      </w:pPr>
+    </w:p>
+    <w:p>
+      <w:pPr>
+        <w:spacing w:after="0" w:line="360" w:lineRule="atLeast"/>
+        <w:rPr>
+          <w:rFonts w:eastAsia="Times New Roman" w:cstheme="minorHAnsi"/>
+          <w:color w:val="000000"/>
+          <w:kern w:val="0"/>
+          <w14:ligatures w14:val="none"/>
+        </w:rPr>
+      </w:pPr>
+      <w:r>
+        <w:rPr>
+          <w:rFonts w:eastAsia="Times New Roman" w:cstheme="minorHAnsi"/>
+          <w:color w:val="000000"/>
+          <w:kern w:val="0"/>
+          <w14:ligatures w14:val="none"/>
+        </w:rPr>
+        <w:t>Ina (2017). </w:t>
+      </w:r>
+      <w:r>
+        <w:rPr>
+          <w:rFonts w:eastAsia="Times New Roman" w:cstheme="minorHAnsi"/>
+          <w:i/>
+          <w:iCs/>
+          <w:color w:val="000000"/>
+          <w:kern w:val="0"/>
+          <w14:ligatures w14:val="none"/>
+        </w:rPr>
+        <w:t>The History of Chatbots - From ELIZA to Alexa</w:t>
+      </w:r>
+      <w:r>
+        <w:rPr>
+          <w:rFonts w:eastAsia="Times New Roman" w:cstheme="minorHAnsi"/>
+          <w:color w:val="000000"/>
+          <w:kern w:val="0"/>
+          <w14:ligatures w14:val="none"/>
+        </w:rPr>
+        <w:t xml:space="preserve">. [online] Chatbots and Voice Assistants from Onlim. Available at: </w:t>
+      </w:r>
+      <w:hyperlink r:id="rId7" w:history="1">
+        <w:r>
+          <w:rPr>
+            <w:rStyle w:val="Hyperlink"/>
+            <w:rFonts w:eastAsia="Times New Roman" w:cstheme="minorHAnsi"/>
+            <w:kern w:val="0"/>
+            <w14:ligatures w14:val="none"/>
+          </w:rPr>
+          <w:t>https://onlim.com/en/the-history-of-chatbots/</w:t>
+        </w:r>
+      </w:hyperlink>
+      <w:r>
+        <w:rPr>
+          <w:rFonts w:eastAsia="Times New Roman" w:cstheme="minorHAnsi"/>
+          <w:color w:val="000000"/>
+          <w:kern w:val="0"/>
+          <w14:ligatures w14:val="none"/>
+        </w:rPr>
+        <w:t xml:space="preserve"> </w:t>
+      </w:r>
+      <w:r>
+        <w:rPr>
+          <w:rFonts w:cstheme="minorHAnsi"/>
+          <w:color w:val="000000"/>
+        </w:rPr>
+        <w:t>(Accessed: 15 April 202</w:t>
+      </w:r>
+      <w:r>
+        <w:rPr>
+          <w:rFonts w:cstheme="minorHAnsi"/>
+          <w:color w:val="000000"/>
+        </w:rPr>
+        <w:t>3</w:t>
+      </w:r>
+      <w:r>
+        <w:rPr>
+          <w:rFonts w:cstheme="minorHAnsi"/>
+          <w:color w:val="000000"/>
+        </w:rPr>
+        <w:t>)</w:t>
+      </w:r>
+      <w:r>
+        <w:rPr>
+          <w:rFonts w:eastAsia="Times New Roman" w:cstheme="minorHAnsi"/>
+          <w:color w:val="000000"/>
+          <w:kern w:val="0"/>
+          <w14:ligatures w14:val="none"/>
+        </w:rPr>
+        <w:t>.</w:t>
+      </w:r>
+    </w:p>
+    <w:p>
+      <w:pPr>
+        <w:spacing w:after="0" w:line="360" w:lineRule="atLeast"/>
+        <w:rPr>
+          <w:rFonts w:eastAsia="Times New Roman" w:cstheme="minorHAnsi"/>
+          <w:color w:val="000000"/>
+          <w:kern w:val="0"/>
+          <w14:ligatures w14:val="none"/>
+        </w:rPr>
+      </w:pPr>
+    </w:p>
+    <w:p>
+      <w:pPr>
+        <w:spacing w:after="0" w:line="360" w:lineRule="atLeast"/>
+        <w:rPr>
+          <w:rFonts w:eastAsia="Times New Roman" w:cstheme="minorHAnsi"/>
+          <w:color w:val="000000"/>
+          <w:kern w:val="0"/>
+          <w14:ligatures w14:val="none"/>
+        </w:rPr>
+      </w:pPr>
+      <w:r>
+        <w:rPr>
+          <w:rFonts w:eastAsia="Times New Roman" w:cstheme="minorHAnsi"/>
+          <w:color w:val="000000"/>
+          <w:kern w:val="0"/>
+          <w14:ligatures w14:val="none"/>
+        </w:rPr>
+        <w:t>Ortiz, S. (2023). </w:t>
+      </w:r>
+      <w:r>
+        <w:rPr>
+          <w:rFonts w:eastAsia="Times New Roman" w:cstheme="minorHAnsi"/>
+          <w:i/>
+          <w:iCs/>
+          <w:color w:val="000000"/>
+          <w:kern w:val="0"/>
+          <w14:ligatures w14:val="none"/>
+        </w:rPr>
+        <w:t>What is ChatGPT and why does it matter? Here’s everything you need to know</w:t>
+      </w:r>
+      <w:r>
+        <w:rPr>
+          <w:rFonts w:eastAsia="Times New Roman" w:cstheme="minorHAnsi"/>
+          <w:color w:val="000000"/>
+          <w:kern w:val="0"/>
+          <w14:ligatures w14:val="none"/>
+        </w:rPr>
+        <w:t xml:space="preserve">. [online] ZDNet. Available at: </w:t>
+      </w:r>
+      <w:hyperlink r:id="rId8" w:history="1">
+        <w:r>
+          <w:rPr>
+            <w:rStyle w:val="Hyperlink"/>
+            <w:rFonts w:eastAsia="Times New Roman" w:cstheme="minorHAnsi"/>
+            <w:kern w:val="0"/>
+            <w14:ligatures w14:val="none"/>
+          </w:rPr>
+          <w:t>https://www.zdnet.com/article/what-is-chatgpt-and-why-does-it-matter-heres-everything-you-need-to-know/</w:t>
+        </w:r>
+      </w:hyperlink>
+      <w:r>
+        <w:rPr>
+          <w:rFonts w:eastAsia="Times New Roman" w:cstheme="minorHAnsi"/>
+          <w:color w:val="000000"/>
+          <w:kern w:val="0"/>
+          <w14:ligatures w14:val="none"/>
+        </w:rPr>
+        <w:t xml:space="preserve"> </w:t>
+      </w:r>
+      <w:r>
+        <w:rPr>
+          <w:rFonts w:cstheme="minorHAnsi"/>
+          <w:color w:val="000000"/>
+        </w:rPr>
+        <w:t>(Accessed: 15 April 202</w:t>
+      </w:r>
+      <w:r>
+        <w:rPr>
+          <w:rFonts w:cstheme="minorHAnsi"/>
+          <w:color w:val="000000"/>
+        </w:rPr>
+        <w:t>3</w:t>
+      </w:r>
+      <w:r>
+        <w:rPr>
+          <w:rFonts w:cstheme="minorHAnsi"/>
+          <w:color w:val="000000"/>
+        </w:rPr>
+        <w:t>)</w:t>
+      </w:r>
+      <w:r>
+        <w:rPr>
+          <w:rFonts w:eastAsia="Times New Roman" w:cstheme="minorHAnsi"/>
+          <w:color w:val="000000"/>
+          <w:kern w:val="0"/>
+          <w14:ligatures w14:val="none"/>
+        </w:rPr>
+        <w:t>.</w:t>
+      </w:r>
+    </w:p>
+    <w:p>
+      <w:pPr>
+        <w:spacing w:after="0" w:line="360" w:lineRule="atLeast"/>
+        <w:rPr>
+          <w:rFonts w:eastAsia="Times New Roman" w:cstheme="minorHAnsi"/>
+          <w:color w:val="000000"/>
+          <w:kern w:val="0"/>
+          <w14:ligatures w14:val="none"/>
+        </w:rPr>
+      </w:pPr>
+    </w:p>
+    <w:p>
+      <w:pPr>
+        <w:spacing w:after="0" w:line="360" w:lineRule="atLeast"/>
+        <w:rPr>
+          <w:rFonts w:eastAsia="Times New Roman" w:cstheme="minorHAnsi"/>
+          <w:color w:val="000000"/>
+          <w:kern w:val="0"/>
+          <w14:ligatures w14:val="none"/>
+        </w:rPr>
+      </w:pPr>
+      <w:r>
+        <w:rPr>
+          <w:rFonts w:eastAsia="Times New Roman" w:cstheme="minorHAnsi"/>
+          <w:color w:val="000000"/>
+          <w:kern w:val="0"/>
+          <w14:ligatures w14:val="none"/>
+        </w:rPr>
+        <w:t>openai (2023). </w:t>
+      </w:r>
+      <w:r>
+        <w:rPr>
+          <w:rFonts w:eastAsia="Times New Roman" w:cstheme="minorHAnsi"/>
+          <w:i/>
+          <w:iCs/>
+          <w:color w:val="000000"/>
+          <w:kern w:val="0"/>
+          <w14:ligatures w14:val="none"/>
+        </w:rPr>
+        <w:t>ChatGPT</w:t>
+      </w:r>
+      <w:r>
+        <w:rPr>
+          <w:rFonts w:eastAsia="Times New Roman" w:cstheme="minorHAnsi"/>
+          <w:color w:val="000000"/>
+          <w:kern w:val="0"/>
+          <w14:ligatures w14:val="none"/>
+        </w:rPr>
+        <w:t xml:space="preserve">. [online] chat.openai.com. Available at: </w:t>
+      </w:r>
+      <w:hyperlink r:id="rId9" w:history="1">
+        <w:r>
+          <w:rPr>
+            <w:rStyle w:val="Hyperlink"/>
+            <w:rFonts w:eastAsia="Times New Roman" w:cstheme="minorHAnsi"/>
+            <w:kern w:val="0"/>
+            <w14:ligatures w14:val="none"/>
+          </w:rPr>
+          <w:t>https://chat.openai.com/</w:t>
+        </w:r>
+      </w:hyperlink>
+      <w:r>
+        <w:rPr>
+          <w:rFonts w:eastAsia="Times New Roman" w:cstheme="minorHAnsi"/>
+          <w:color w:val="000000"/>
+          <w:kern w:val="0"/>
+          <w14:ligatures w14:val="none"/>
+        </w:rPr>
+        <w:t xml:space="preserve"> </w:t>
+      </w:r>
+      <w:r>
+        <w:rPr>
+          <w:rFonts w:cstheme="minorHAnsi"/>
+          <w:color w:val="000000"/>
+          <w:kern w:val="0"/>
+          <w14:ligatures w14:val="none"/>
+        </w:rPr>
+        <w:t>(Accessed: 15 April 202</w:t>
+      </w:r>
+      <w:r>
+        <w:rPr>
+          <w:rFonts w:cstheme="minorHAnsi"/>
+          <w:color w:val="000000"/>
+          <w:kern w:val="0"/>
+          <w14:ligatures w14:val="none"/>
+        </w:rPr>
+        <w:t>3</w:t>
+      </w:r>
+      <w:r>
+        <w:rPr>
+          <w:rFonts w:cstheme="minorHAnsi"/>
+          <w:color w:val="000000"/>
+          <w:kern w:val="0"/>
+          <w14:ligatures w14:val="none"/>
+        </w:rPr>
+        <w:t>)</w:t>
+      </w:r>
+      <w:r>
+        <w:rPr>
+          <w:rFonts w:eastAsia="Times New Roman" w:cstheme="minorHAnsi"/>
+          <w:color w:val="000000"/>
+          <w:kern w:val="0"/>
+          <w14:ligatures w14:val="none"/>
+        </w:rPr>
+        <w:t>.</w:t>
+      </w:r>
+    </w:p>
+    <w:p>
+      <w:pPr>
+        <w:spacing w:after="0" w:line="360" w:lineRule="atLeast"/>
+        <w:rPr>
+          <w:rFonts w:eastAsia="Times New Roman" w:cstheme="minorHAnsi"/>
+          <w:color w:val="000000"/>
+          <w:kern w:val="0"/>
+          <w14:ligatures w14:val="none"/>
+        </w:rPr>
+      </w:pPr>
+    </w:p>
+    <w:p>
+      <w:pPr>
+        <w:spacing w:after="0" w:line="360" w:lineRule="atLeast"/>
+        <w:rPr>
+          <w:rFonts w:eastAsia="Times New Roman" w:cstheme="minorHAnsi"/>
+          <w:color w:val="000000"/>
+          <w:kern w:val="0"/>
+          <w14:ligatures w14:val="none"/>
+        </w:rPr>
+      </w:pPr>
+      <w:r>
+        <w:rPr>
+          <w:rFonts w:eastAsia="Times New Roman" w:cstheme="minorHAnsi"/>
+          <w:color w:val="000000"/>
+          <w:kern w:val="0"/>
+          <w14:ligatures w14:val="none"/>
+        </w:rPr>
+        <w:t>Health, T.L.D. (2023). ChatGPT: friend or foe? </w:t>
+      </w:r>
+      <w:r>
+        <w:rPr>
+          <w:rFonts w:eastAsia="Times New Roman" w:cstheme="minorHAnsi"/>
+          <w:i/>
+          <w:iCs/>
+          <w:color w:val="000000"/>
+          <w:kern w:val="0"/>
+          <w14:ligatures w14:val="none"/>
+        </w:rPr>
+        <w:t>The Lancet Digital Health</w:t>
+      </w:r>
+      <w:r>
+        <w:rPr>
+          <w:rFonts w:eastAsia="Times New Roman" w:cstheme="minorHAnsi"/>
+          <w:color w:val="000000"/>
+          <w:kern w:val="0"/>
+          <w14:ligatures w14:val="none"/>
+        </w:rPr>
+        <w:t>, [online] 0(0). doi:https://doi.org/10.1016/S2589-7500(23)00023-7</w:t>
+      </w:r>
+      <w:r>
+        <w:rPr>
+          <w:rFonts w:eastAsia="Times New Roman" w:cstheme="minorHAnsi"/>
+          <w:color w:val="000000"/>
+          <w:kern w:val="0"/>
+          <w14:ligatures w14:val="none"/>
+        </w:rPr>
+        <w:t xml:space="preserve">  </w:t>
+      </w:r>
+      <w:r>
+        <w:rPr>
+          <w:rFonts w:cstheme="minorHAnsi"/>
+          <w:color w:val="000000"/>
+          <w:kern w:val="0"/>
+          <w14:ligatures w14:val="none"/>
+        </w:rPr>
+        <w:t xml:space="preserve">(Accessed: </w:t>
+      </w:r>
+      <w:r>
+        <w:rPr>
+          <w:rFonts w:cstheme="minorHAnsi"/>
+          <w:color w:val="000000"/>
+          <w:kern w:val="0"/>
+          <w14:ligatures w14:val="none"/>
+        </w:rPr>
+        <w:t>18</w:t>
+      </w:r>
+      <w:r>
+        <w:rPr>
+          <w:rFonts w:cstheme="minorHAnsi"/>
+          <w:color w:val="000000"/>
+          <w:kern w:val="0"/>
+          <w14:ligatures w14:val="none"/>
+        </w:rPr>
+        <w:t xml:space="preserve"> April 202</w:t>
+      </w:r>
+      <w:r>
+        <w:rPr>
+          <w:rFonts w:cstheme="minorHAnsi"/>
+          <w:color w:val="000000"/>
+          <w:kern w:val="0"/>
+          <w14:ligatures w14:val="none"/>
+        </w:rPr>
+        <w:t>3</w:t>
+      </w:r>
+      <w:r>
+        <w:rPr>
+          <w:rFonts w:cstheme="minorHAnsi"/>
+          <w:color w:val="000000"/>
+          <w:kern w:val="0"/>
+          <w14:ligatures w14:val="none"/>
+        </w:rPr>
+        <w:t>)</w:t>
+      </w:r>
+      <w:r>
+        <w:rPr>
+          <w:rFonts w:eastAsia="Times New Roman" w:cstheme="minorHAnsi"/>
+          <w:color w:val="000000"/>
+          <w:kern w:val="0"/>
+          <w14:ligatures w14:val="none"/>
+        </w:rPr>
+        <w:t>.</w:t>
+      </w:r>
+    </w:p>
+    <w:p>
+      <w:pPr>
+        <w:spacing w:after="0" w:line="360" w:lineRule="atLeast"/>
+        <w:rPr>
+          <w:rFonts w:cstheme="minorHAnsi"/>
+          <w:color w:val="2C3E50"/>
+          <w:shd w:val="clear" w:color="auto" w:fill="FEF1C4"/>
+        </w:rPr>
+      </w:pPr>
+    </w:p>
+    <w:p>
+      <w:pPr>
+        <w:spacing w:after="0" w:line="360" w:lineRule="atLeast"/>
+        <w:rPr>
+          <w:rFonts w:eastAsia="Times New Roman" w:cstheme="minorHAnsi"/>
+          <w:color w:val="000000"/>
+          <w:kern w:val="0"/>
+          <w14:ligatures w14:val="none"/>
+        </w:rPr>
+      </w:pPr>
+      <w:r>
+        <w:rPr>
+          <w:rFonts w:eastAsia="Times New Roman" w:cstheme="minorHAnsi"/>
+          <w:color w:val="000000"/>
+          <w:kern w:val="0"/>
+          <w14:ligatures w14:val="none"/>
+        </w:rPr>
+        <w:t>Yadava, O.P. (2023). ChatGPT—a foe or an ally? </w:t>
+      </w:r>
+      <w:r>
+        <w:rPr>
+          <w:rFonts w:eastAsia="Times New Roman" w:cstheme="minorHAnsi"/>
+          <w:i/>
+          <w:iCs/>
+          <w:color w:val="000000"/>
+          <w:kern w:val="0"/>
+          <w14:ligatures w14:val="none"/>
+        </w:rPr>
+        <w:t>Indian Journal of Thoracic and Cardiovascular Surgery</w:t>
+      </w:r>
+      <w:r>
+        <w:rPr>
+          <w:rFonts w:eastAsia="Times New Roman" w:cstheme="minorHAnsi"/>
+          <w:color w:val="000000"/>
+          <w:kern w:val="0"/>
+          <w14:ligatures w14:val="none"/>
+        </w:rPr>
+        <w:t>. doi:https://doi.org/10.1007/s12055-023-01507-6</w:t>
+      </w:r>
+      <w:r>
+        <w:rPr>
+          <w:rFonts w:eastAsia="Times New Roman" w:cstheme="minorHAnsi"/>
+          <w:color w:val="000000"/>
+          <w:kern w:val="0"/>
+          <w14:ligatures w14:val="none"/>
+        </w:rPr>
+        <w:t xml:space="preserve"> </w:t>
+      </w:r>
+      <w:r>
+        <w:rPr>
+          <w:rFonts w:cstheme="minorHAnsi"/>
+          <w:color w:val="000000"/>
+          <w:kern w:val="0"/>
+          <w14:ligatures w14:val="none"/>
+        </w:rPr>
+        <w:t xml:space="preserve">(Accessed: </w:t>
+      </w:r>
+      <w:r>
+        <w:rPr>
+          <w:rFonts w:cstheme="minorHAnsi"/>
+          <w:color w:val="000000"/>
+          <w:kern w:val="0"/>
+          <w14:ligatures w14:val="none"/>
+        </w:rPr>
+        <w:t>18</w:t>
+      </w:r>
+      <w:r>
+        <w:rPr>
+          <w:rFonts w:cstheme="minorHAnsi"/>
+          <w:color w:val="000000"/>
+          <w:kern w:val="0"/>
+          <w14:ligatures w14:val="none"/>
+        </w:rPr>
+        <w:t xml:space="preserve"> April 2023)</w:t>
+      </w:r>
+      <w:r>
+        <w:rPr>
+          <w:rFonts w:eastAsia="Times New Roman" w:cstheme="minorHAnsi"/>
+          <w:color w:val="000000"/>
+          <w:kern w:val="0"/>
+          <w14:ligatures w14:val="none"/>
+        </w:rPr>
+        <w:t>.</w:t>
+      </w:r>
+    </w:p>
+    <w:p>
+      <w:pPr>
+        <w:spacing w:after="0" w:line="360" w:lineRule="atLeast"/>
+        <w:rPr>
+          <w:rFonts w:eastAsia="Times New Roman" w:cstheme="minorHAnsi"/>
+          <w:color w:val="000000"/>
+          <w:kern w:val="0"/>
+          <w14:ligatures w14:val="none"/>
+        </w:rPr>
+      </w:pPr>
+    </w:p>
+    <w:p>
+      <w:pPr>
+        <w:pStyle w:val="NormalWeb"/>
+        <w:spacing w:before="0" w:beforeAutospacing="0" w:after="0" w:afterAutospacing="0" w:line="360" w:lineRule="atLeast"/>
+        <w:rPr>
+          <w:rFonts w:asciiTheme="minorHAnsi" w:hAnsiTheme="minorHAnsi" w:cstheme="minorHAnsi"/>
+          <w:color w:val="000000"/>
+          <w:sz w:val="22"/>
+          <w:szCs w:val="22"/>
+          <w14:ligatures w14:val="none"/>
+        </w:rPr>
+      </w:pPr>
+      <w:r>
+        <w:rPr>
+          <w:rFonts w:asciiTheme="minorHAnsi" w:hAnsiTheme="minorHAnsi" w:cstheme="minorHAnsi"/>
+          <w:color w:val="000000"/>
+          <w:sz w:val="22"/>
+          <w:szCs w:val="22"/>
+          <w14:ligatures w14:val="none"/>
+        </w:rPr>
+        <w:t>‌</w:t>
+      </w:r>
+      <w:r>
+        <w:rPr>
+          <w:rFonts w:asciiTheme="minorHAnsi" w:hAnsiTheme="minorHAnsi" w:cstheme="minorHAnsi"/>
+          <w:color w:val="000000"/>
+          <w:sz w:val="22"/>
+          <w:szCs w:val="22"/>
+        </w:rPr>
+        <w:t xml:space="preserve"> </w:t>
+      </w:r>
+      <w:r>
+        <w:rPr>
+          <w:rFonts w:asciiTheme="minorHAnsi" w:hAnsiTheme="minorHAnsi" w:cstheme="minorHAnsi"/>
+          <w:color w:val="000000"/>
+          <w:sz w:val="22"/>
+          <w:szCs w:val="22"/>
+          <w14:ligatures w14:val="none"/>
+        </w:rPr>
+        <w:t>Abdullah, M., Madain, A. and Jararweh, Y. (2022). ChatGPT: Fundamentals, Applications and Social Impacts. </w:t>
+      </w:r>
+      <w:r>
+        <w:rPr>
+          <w:rFonts w:asciiTheme="minorHAnsi" w:hAnsiTheme="minorHAnsi" w:cstheme="minorHAnsi"/>
+          <w:i/>
+          <w:iCs/>
+          <w:color w:val="000000"/>
+          <w:sz w:val="22"/>
+          <w:szCs w:val="22"/>
+          <w14:ligatures w14:val="none"/>
+        </w:rPr>
+        <w:t>2022 Ninth International Conference on Social Networks Analysis, Management and Security (SNAMS)</w:t>
+      </w:r>
+      <w:r>
+        <w:rPr>
+          <w:rFonts w:asciiTheme="minorHAnsi" w:hAnsiTheme="minorHAnsi" w:cstheme="minorHAnsi"/>
+          <w:color w:val="000000"/>
+          <w:sz w:val="22"/>
+          <w:szCs w:val="22"/>
+          <w14:ligatures w14:val="none"/>
+        </w:rPr>
+        <w:t>. doi:https://doi.org/10.1109/snams58071.2022.10062688</w:t>
+      </w:r>
+      <w:r>
+        <w:rPr>
+          <w:rFonts w:asciiTheme="minorHAnsi" w:hAnsiTheme="minorHAnsi" w:cstheme="minorHAnsi"/>
+          <w:color w:val="000000"/>
+          <w:sz w:val="22"/>
+          <w:szCs w:val="22"/>
+          <w14:ligatures w14:val="none"/>
+        </w:rPr>
+        <w:t xml:space="preserve"> </w:t>
+      </w:r>
+      <w:r>
+        <w:rPr>
+          <w:rFonts w:asciiTheme="minorHAnsi" w:hAnsiTheme="minorHAnsi" w:cstheme="minorHAnsi"/>
+          <w:color w:val="000000"/>
+          <w:sz w:val="22"/>
+          <w:szCs w:val="22"/>
+          <w14:ligatures w14:val="none"/>
+        </w:rPr>
+        <w:t xml:space="preserve">(Accessed: </w:t>
+      </w:r>
+      <w:r>
+        <w:rPr>
+          <w:rFonts w:cstheme="minorHAnsi"/>
+          <w:color w:val="000000"/>
+          <w14:ligatures w14:val="none"/>
+        </w:rPr>
+        <w:t>18</w:t>
+      </w:r>
+      <w:r>
+        <w:rPr>
+          <w:rFonts w:asciiTheme="minorHAnsi" w:hAnsiTheme="minorHAnsi" w:cstheme="minorHAnsi"/>
+          <w:color w:val="000000"/>
+          <w:sz w:val="22"/>
+          <w:szCs w:val="22"/>
+          <w14:ligatures w14:val="none"/>
+        </w:rPr>
+        <w:t xml:space="preserve"> April 2023).</w:t>
+      </w:r>
+    </w:p>
+    <w:p>
+      <w:pPr>
+        <w:pStyle w:val="NormalWeb"/>
+        <w:spacing w:before="0" w:beforeAutospacing="0" w:after="0" w:afterAutospacing="0" w:line="360" w:lineRule="atLeast"/>
+        <w:rPr>
+          <w:rFonts w:asciiTheme="minorHAnsi" w:hAnsiTheme="minorHAnsi" w:cstheme="minorHAnsi"/>
+          <w:color w:val="000000"/>
+          <w:sz w:val="22"/>
+          <w:szCs w:val="22"/>
+          <w14:ligatures w14:val="none"/>
+        </w:rPr>
+      </w:pPr>
+    </w:p>
+    <w:p>
+      <w:pPr>
+        <w:spacing w:after="0" w:line="360" w:lineRule="atLeast"/>
+        <w:rPr>
+          <w:rFonts w:eastAsia="Times New Roman" w:cstheme="minorHAnsi"/>
+          <w:color w:val="000000"/>
+          <w:kern w:val="0"/>
+          <w14:ligatures w14:val="none"/>
+        </w:rPr>
+      </w:pPr>
+      <w:r>
+        <w:rPr>
+          <w:rFonts w:eastAsia="Times New Roman" w:cstheme="minorHAnsi"/>
+          <w:color w:val="000000"/>
+          <w:kern w:val="0"/>
+          <w14:ligatures w14:val="none"/>
+        </w:rPr>
+        <w:t>Guo, C., Lu, Y., Dou, Y. and Wang, F.-Y. (2023). Can ChatGPT Boost Artistic Creation: The Need of Imaginative Intelligence for Parallel Art. </w:t>
+      </w:r>
+      <w:r>
+        <w:rPr>
+          <w:rFonts w:eastAsia="Times New Roman" w:cstheme="minorHAnsi"/>
+          <w:i/>
+          <w:iCs/>
+          <w:color w:val="000000"/>
+          <w:kern w:val="0"/>
+          <w14:ligatures w14:val="none"/>
+        </w:rPr>
+        <w:t>IEEE/CAA Journal of Automatica Sinica</w:t>
+      </w:r>
+      <w:r>
+        <w:rPr>
+          <w:rFonts w:eastAsia="Times New Roman" w:cstheme="minorHAnsi"/>
+          <w:color w:val="000000"/>
+          <w:kern w:val="0"/>
+          <w14:ligatures w14:val="none"/>
+        </w:rPr>
+        <w:t>, 10(4), pp.835–838. doi:https://doi.org/10.1109/jas.2023.123555</w:t>
+      </w:r>
+      <w:r>
+        <w:rPr>
+          <w:rFonts w:eastAsia="Times New Roman" w:cstheme="minorHAnsi"/>
+          <w:color w:val="000000"/>
+          <w:kern w:val="0"/>
+          <w14:ligatures w14:val="none"/>
+        </w:rPr>
+        <w:t xml:space="preserve"> </w:t>
+      </w:r>
+      <w:r>
+        <w:rPr>
+          <w:rFonts w:cstheme="minorHAnsi"/>
+          <w:color w:val="000000"/>
+          <w:kern w:val="0"/>
+          <w14:ligatures w14:val="none"/>
+        </w:rPr>
+        <w:t xml:space="preserve">(Accessed: </w:t>
+      </w:r>
+      <w:r>
+        <w:rPr>
+          <w:rFonts w:cstheme="minorHAnsi"/>
+          <w:color w:val="000000"/>
+          <w:kern w:val="0"/>
+          <w14:ligatures w14:val="none"/>
+        </w:rPr>
+        <w:t>18</w:t>
+      </w:r>
+      <w:r>
+        <w:rPr>
+          <w:rFonts w:cstheme="minorHAnsi"/>
+          <w:color w:val="000000"/>
+          <w:kern w:val="0"/>
+          <w14:ligatures w14:val="none"/>
+        </w:rPr>
+        <w:t xml:space="preserve"> April 2023)</w:t>
+      </w:r>
+      <w:r>
+        <w:rPr>
+          <w:rFonts w:eastAsia="Times New Roman" w:cstheme="minorHAnsi"/>
+          <w:color w:val="000000"/>
+          <w:kern w:val="0"/>
+          <w14:ligatures w14:val="none"/>
+        </w:rPr>
+        <w:t>.</w:t>
+      </w:r>
+    </w:p>
+    <w:p>
+      <w:pPr>
+        <w:spacing w:after="0" w:line="360" w:lineRule="atLeast"/>
+        <w:rPr>
+          <w:rFonts w:eastAsia="Times New Roman" w:cstheme="minorHAnsi"/>
+          <w:color w:val="000000"/>
+          <w:kern w:val="0"/>
+          <w14:ligatures w14:val="none"/>
+        </w:rPr>
+      </w:pPr>
+    </w:p>
+    <w:p>
+      <w:pPr>
+        <w:spacing w:after="0" w:line="360" w:lineRule="atLeast"/>
+        <w:rPr>
+          <w:rFonts w:ascii="Calibri" w:eastAsia="Times New Roman" w:hAnsi="Calibri" w:cs="Calibri"/>
+          <w:color w:val="000000"/>
+          <w:kern w:val="0"/>
+          <w14:ligatures w14:val="none"/>
+        </w:rPr>
+      </w:pPr>
+      <w:r>
+        <w:rPr>
+          <w:rFonts w:ascii="Calibri" w:eastAsia="Times New Roman" w:hAnsi="Calibri" w:cs="Calibri"/>
+          <w:color w:val="000000"/>
+          <w:kern w:val="0"/>
+          <w14:ligatures w14:val="none"/>
+        </w:rPr>
+        <w:t>Morrison, S. (2023). </w:t>
+      </w:r>
+      <w:r>
+        <w:rPr>
+          <w:rFonts w:ascii="Calibri" w:eastAsia="Times New Roman" w:hAnsi="Calibri" w:cs="Calibri"/>
+          <w:i/>
+          <w:iCs/>
+          <w:color w:val="000000"/>
+          <w:kern w:val="0"/>
+          <w14:ligatures w14:val="none"/>
+        </w:rPr>
+        <w:t>The exciting new AI transforming search — and maybe everything — explained</w:t>
+      </w:r>
+      <w:r>
+        <w:rPr>
+          <w:rFonts w:ascii="Calibri" w:eastAsia="Times New Roman" w:hAnsi="Calibri" w:cs="Calibri"/>
+          <w:color w:val="000000"/>
+          <w:kern w:val="0"/>
+          <w14:ligatures w14:val="none"/>
+        </w:rPr>
+        <w:t xml:space="preserve">. [online] Vox. Available at: </w:t>
+      </w:r>
+      <w:hyperlink r:id="rId10" w:history="1">
         <w:r>
           <w:rPr>
             <w:rStyle w:val="Hyperlink"/>
@@ -687,7 +3063,7 @@
             <w:kern w:val="0"/>
             <w14:ligatures w14:val="none"/>
           </w:rPr>
-          <w:t>https://www.ibm.com/topics/chatbots</w:t>
+          <w:t>https://www.vox.com/recode/2023/3/4/23624033/openai-bing-bard-microsoft-generative-ai-explained</w:t>
         </w:r>
       </w:hyperlink>
       <w:r>
@@ -701,14 +3077,34 @@
       </w:r>
       <w:r>
         <w:rPr>
-          <w:rFonts w:ascii="Calibri" w:hAnsi="Calibri" w:cs="Calibri"/>
-          <w:color w:val="000000"/>
-        </w:rPr>
-        <w:t>(Accessed: 15 April 2022)</w:t>
-      </w:r>
-      <w:r>
-        <w:rPr>
-          <w:rFonts w:ascii="Calibri" w:eastAsia="Times New Roman" w:hAnsi="Calibri" w:cs="Calibri"/>
+          <w:rFonts w:cstheme="minorHAnsi"/>
+          <w:color w:val="000000"/>
+          <w:kern w:val="0"/>
+          <w14:ligatures w14:val="none"/>
+        </w:rPr>
+        <w:t xml:space="preserve">(Accessed: </w:t>
+      </w:r>
+      <w:r>
+        <w:rPr>
+          <w:rFonts w:cstheme="minorHAnsi"/>
+          <w:color w:val="000000"/>
+          <w:kern w:val="0"/>
+          <w14:ligatures w14:val="none"/>
+        </w:rPr>
+        <w:t>18</w:t>
+      </w:r>
+      <w:r>
+        <w:rPr>
+          <w:rFonts w:cstheme="minorHAnsi"/>
+          <w:color w:val="000000"/>
+          <w:kern w:val="0"/>
+          <w14:ligatures w14:val="none"/>
+        </w:rPr>
+        <w:t xml:space="preserve"> April 2023)</w:t>
+      </w:r>
+      <w:r>
+        <w:rPr>
+          <w:rFonts w:eastAsia="Times New Roman" w:cstheme="minorHAnsi"/>
           <w:color w:val="000000"/>
           <w:kern w:val="0"/>
           <w14:ligatures w14:val="none"/>
@@ -729,83 +3125,93 @@
     </w:p>
     <w:p>
       <w:pPr>
-        <w:pStyle w:val="NormalWeb"/>
-        <w:spacing w:before="0" w:beforeAutospacing="0" w:after="0" w:afterAutospacing="0" w:line="360" w:lineRule="atLeast"/>
-        <w:rPr>
-          <w:rFonts w:ascii="Calibri" w:hAnsi="Calibri" w:cs="Calibri"/>
-          <w:color w:val="000000"/>
-          <w:sz w:val="22"/>
-          <w:szCs w:val="22"/>
-          <w14:ligatures w14:val="none"/>
-        </w:rPr>
-      </w:pPr>
-      <w:r>
-        <w:rPr>
-          <w:rFonts w:ascii="Calibri" w:hAnsi="Calibri" w:cs="Calibri"/>
-          <w:color w:val="000000"/>
-          <w:sz w:val="22"/>
-          <w:szCs w:val="22"/>
-          <w14:ligatures w14:val="none"/>
-        </w:rPr>
-        <w:t>‌</w:t>
-      </w:r>
-      <w:r>
-        <w:rPr>
-          <w:rFonts w:ascii="Calibri" w:hAnsi="Calibri" w:cs="Calibri"/>
-          <w:color w:val="000000"/>
-          <w:sz w:val="22"/>
-          <w:szCs w:val="22"/>
-          <w14:ligatures w14:val="none"/>
-        </w:rPr>
-        <w:t>Adamopoulou, E. and Moussiades, L. (2020). Chatbots: History, technology, and applications. </w:t>
-      </w:r>
-      <w:r>
-        <w:rPr>
-          <w:rFonts w:ascii="Calibri" w:hAnsi="Calibri" w:cs="Calibri"/>
+        <w:spacing w:after="0" w:line="360" w:lineRule="atLeast"/>
+        <w:rPr>
+          <w:rFonts w:ascii="Calibri" w:eastAsia="Times New Roman" w:hAnsi="Calibri" w:cs="Calibri"/>
+          <w:color w:val="000000"/>
+          <w:kern w:val="0"/>
+          <w14:ligatures w14:val="none"/>
+        </w:rPr>
+      </w:pPr>
+      <w:r>
+        <w:rPr>
+          <w:rFonts w:ascii="Calibri" w:eastAsia="Times New Roman" w:hAnsi="Calibri" w:cs="Calibri"/>
+          <w:color w:val="000000"/>
+          <w:kern w:val="0"/>
+          <w14:ligatures w14:val="none"/>
+        </w:rPr>
+        <w:t>Molla, R. (2023). </w:t>
+      </w:r>
+      <w:r>
+        <w:rPr>
+          <w:rFonts w:ascii="Calibri" w:eastAsia="Times New Roman" w:hAnsi="Calibri" w:cs="Calibri"/>
           <w:i/>
           <w:iCs/>
           <w:color w:val="000000"/>
-          <w:sz w:val="22"/>
-          <w:szCs w:val="22"/>
-          <w14:ligatures w14:val="none"/>
-        </w:rPr>
-        <w:t>Machine Learning with Applications</w:t>
-      </w:r>
-      <w:r>
-        <w:rPr>
-          <w:rFonts w:ascii="Calibri" w:hAnsi="Calibri" w:cs="Calibri"/>
-          <w:color w:val="000000"/>
-          <w:sz w:val="22"/>
-          <w:szCs w:val="22"/>
-          <w14:ligatures w14:val="none"/>
-        </w:rPr>
-        <w:t>, [online] 2. doi:https://doi.org/10.1016/j.mlwa.2020.100006</w:t>
-      </w:r>
-      <w:r>
-        <w:rPr>
-          <w:rFonts w:ascii="Calibri" w:hAnsi="Calibri" w:cs="Calibri"/>
-          <w:color w:val="000000"/>
-          <w:sz w:val="22"/>
-          <w:szCs w:val="22"/>
-          <w14:ligatures w14:val="none"/>
-        </w:rPr>
-        <w:t xml:space="preserve"> </w:t>
-      </w:r>
-      <w:r>
-        <w:rPr>
-          <w:rFonts w:ascii="Calibri" w:hAnsi="Calibri" w:cs="Calibri"/>
-          <w:color w:val="000000"/>
-          <w:sz w:val="22"/>
-          <w:szCs w:val="22"/>
-        </w:rPr>
-        <w:t>(Accessed: 15 April 2022)</w:t>
-      </w:r>
-      <w:r>
-        <w:rPr>
-          <w:rFonts w:ascii="Calibri" w:hAnsi="Calibri" w:cs="Calibri"/>
-          <w:color w:val="000000"/>
-          <w:sz w:val="22"/>
-          <w:szCs w:val="22"/>
+          <w:kern w:val="0"/>
+          <w14:ligatures w14:val="none"/>
+        </w:rPr>
+        <w:t>AI is flooding the workplace, and workers love it</w:t>
+      </w:r>
+      <w:r>
+        <w:rPr>
+          <w:rFonts w:ascii="Calibri" w:eastAsia="Times New Roman" w:hAnsi="Calibri" w:cs="Calibri"/>
+          <w:color w:val="000000"/>
+          <w:kern w:val="0"/>
+          <w14:ligatures w14:val="none"/>
+        </w:rPr>
+        <w:t xml:space="preserve">. [online] Vox. Available at: https://www.vox.com/technology/23673018/generative-ai-chatgpt-bing-bard-work-jobs </w:t>
+      </w:r>
+      <w:r>
+        <w:rPr>
+          <w:rFonts w:ascii="Calibri" w:eastAsia="Times New Roman" w:hAnsi="Calibri" w:cs="Calibri"/>
+          <w:color w:val="000000"/>
+          <w:kern w:val="0"/>
+          <w14:ligatures w14:val="none"/>
+        </w:rPr>
+        <w:t>(</w:t>
+      </w:r>
+      <w:r>
+        <w:rPr>
+          <w:rFonts w:ascii="Calibri" w:eastAsia="Times New Roman" w:hAnsi="Calibri" w:cs="Calibri"/>
+          <w:color w:val="000000"/>
+          <w:kern w:val="0"/>
+          <w14:ligatures w14:val="none"/>
+        </w:rPr>
+        <w:t>Accessed 22 Apr</w:t>
+      </w:r>
+      <w:r>
+        <w:rPr>
+          <w:rFonts w:ascii="Calibri" w:eastAsia="Times New Roman" w:hAnsi="Calibri" w:cs="Calibri"/>
+          <w:color w:val="000000"/>
+          <w:kern w:val="0"/>
+          <w14:ligatures w14:val="none"/>
+        </w:rPr>
+        <w:t>il</w:t>
+      </w:r>
+      <w:r>
+        <w:rPr>
+          <w:rFonts w:ascii="Calibri" w:eastAsia="Times New Roman" w:hAnsi="Calibri" w:cs="Calibri"/>
+          <w:color w:val="000000"/>
+          <w:kern w:val="0"/>
+          <w14:ligatures w14:val="none"/>
+        </w:rPr>
+        <w:t xml:space="preserve"> 2023</w:t>
+      </w:r>
+      <w:r>
+        <w:rPr>
+          <w:rFonts w:ascii="Calibri" w:eastAsia="Times New Roman" w:hAnsi="Calibri" w:cs="Calibri"/>
+          <w:color w:val="000000"/>
+          <w:kern w:val="0"/>
+          <w14:ligatures w14:val="none"/>
+        </w:rPr>
+        <w:t>)</w:t>
+      </w:r>
+      <w:r>
+        <w:rPr>
+          <w:rFonts w:ascii="Calibri" w:eastAsia="Times New Roman" w:hAnsi="Calibri" w:cs="Calibri"/>
+          <w:color w:val="000000"/>
+          <w:kern w:val="0"/>
           <w14:ligatures w14:val="none"/>
         </w:rPr>
         <w:t>.</w:t>
@@ -813,19 +3219,6 @@
     </w:p>
     <w:p>
       <w:pPr>
-        <w:pStyle w:val="NormalWeb"/>
-        <w:spacing w:before="0" w:beforeAutospacing="0" w:after="0" w:afterAutospacing="0" w:line="360" w:lineRule="atLeast"/>
-        <w:rPr>
-          <w:rFonts w:ascii="Calibri" w:hAnsi="Calibri" w:cs="Calibri"/>
-          <w:color w:val="000000"/>
-          <w:sz w:val="22"/>
-          <w:szCs w:val="22"/>
-          <w14:ligatures w14:val="none"/>
-        </w:rPr>
-      </w:pPr>
-    </w:p>
-    <w:p>
-      <w:pPr>
         <w:spacing w:after="0" w:line="360" w:lineRule="atLeast"/>
         <w:rPr>
           <w:rFonts w:ascii="Calibri" w:eastAsia="Times New Roman" w:hAnsi="Calibri" w:cs="Calibri"/>
@@ -834,14 +3227,25 @@
           <w14:ligatures w14:val="none"/>
         </w:rPr>
       </w:pPr>
-      <w:r>
-        <w:rPr>
-          <w:rFonts w:ascii="Calibri" w:eastAsia="Times New Roman" w:hAnsi="Calibri" w:cs="Calibri"/>
-          <w:color w:val="000000"/>
-          <w:kern w:val="0"/>
-          <w14:ligatures w14:val="none"/>
-        </w:rPr>
-        <w:t>Ina (2017). </w:t>
+    </w:p>
+    <w:p>
+      <w:pPr>
+        <w:spacing w:after="0" w:line="360" w:lineRule="atLeast"/>
+        <w:rPr>
+          <w:rFonts w:ascii="Calibri" w:eastAsia="Times New Roman" w:hAnsi="Calibri" w:cs="Calibri"/>
+          <w:color w:val="000000"/>
+          <w:kern w:val="0"/>
+          <w14:ligatures w14:val="none"/>
+        </w:rPr>
+      </w:pPr>
+      <w:r>
+        <w:rPr>
+          <w:rFonts w:ascii="Calibri" w:eastAsia="Times New Roman" w:hAnsi="Calibri" w:cs="Calibri"/>
+          <w:color w:val="000000"/>
+          <w:kern w:val="0"/>
+          <w14:ligatures w14:val="none"/>
+        </w:rPr>
+        <w:t>Curtis, N. (2023). To ChatGPT or not to ChatGPT? The Impact of Artificial Intelligence on Academic Publishing. </w:t>
       </w:r>
       <w:r>
         <w:rPr>
@@ -852,18 +3256,173 @@
           <w:kern w:val="0"/>
           <w14:ligatures w14:val="none"/>
         </w:rPr>
-        <w:t>The History of Chatbots - From ELIZA to Alexa</w:t>
-      </w:r>
-      <w:r>
-        <w:rPr>
-          <w:rFonts w:ascii="Calibri" w:eastAsia="Times New Roman" w:hAnsi="Calibri" w:cs="Calibri"/>
-          <w:color w:val="000000"/>
-          <w:kern w:val="0"/>
-          <w14:ligatures w14:val="none"/>
-        </w:rPr>
-        <w:t xml:space="preserve">. [online] Chatbots and Voice Assistants from Onlim. Available at: </w:t>
-      </w:r>
-      <w:hyperlink r:id="rId7" w:history="1">
+        <w:t>Pediatric Infectious Disease Journal</w:t>
+      </w:r>
+      <w:r>
+        <w:rPr>
+          <w:rFonts w:ascii="Calibri" w:eastAsia="Times New Roman" w:hAnsi="Calibri" w:cs="Calibri"/>
+          <w:color w:val="000000"/>
+          <w:kern w:val="0"/>
+          <w14:ligatures w14:val="none"/>
+        </w:rPr>
+        <w:t>, Publish Ahead of Print. doi:https://doi.org/10.1097/inf.0000000000003852</w:t>
+      </w:r>
+      <w:r>
+        <w:rPr>
+          <w:rFonts w:ascii="Calibri" w:eastAsia="Times New Roman" w:hAnsi="Calibri" w:cs="Calibri"/>
+          <w:color w:val="000000"/>
+          <w:kern w:val="0"/>
+          <w14:ligatures w14:val="none"/>
+        </w:rPr>
+        <w:t xml:space="preserve"> </w:t>
+      </w:r>
+      <w:r>
+        <w:rPr>
+          <w:rFonts w:cstheme="minorHAnsi"/>
+          <w:color w:val="000000"/>
+          <w:kern w:val="0"/>
+          <w14:ligatures w14:val="none"/>
+        </w:rPr>
+        <w:t xml:space="preserve">(Accessed: </w:t>
+      </w:r>
+      <w:r>
+        <w:rPr>
+          <w:rFonts w:cstheme="minorHAnsi"/>
+          <w:color w:val="000000"/>
+          <w:kern w:val="0"/>
+          <w14:ligatures w14:val="none"/>
+        </w:rPr>
+        <w:t>22</w:t>
+      </w:r>
+      <w:r>
+        <w:rPr>
+          <w:rFonts w:cstheme="minorHAnsi"/>
+          <w:color w:val="000000"/>
+          <w:kern w:val="0"/>
+          <w14:ligatures w14:val="none"/>
+        </w:rPr>
+        <w:t xml:space="preserve"> April 2023)</w:t>
+      </w:r>
+      <w:r>
+        <w:rPr>
+          <w:rFonts w:eastAsia="Times New Roman" w:cstheme="minorHAnsi"/>
+          <w:color w:val="000000"/>
+          <w:kern w:val="0"/>
+          <w14:ligatures w14:val="none"/>
+        </w:rPr>
+        <w:t>.</w:t>
+      </w:r>
+    </w:p>
+    <w:p>
+      <w:pPr>
+        <w:spacing w:after="0" w:line="360" w:lineRule="atLeast"/>
+        <w:rPr>
+          <w:rFonts w:ascii="Calibri" w:eastAsia="Times New Roman" w:hAnsi="Calibri" w:cs="Calibri"/>
+          <w:color w:val="000000"/>
+          <w:kern w:val="0"/>
+          <w14:ligatures w14:val="none"/>
+        </w:rPr>
+      </w:pPr>
+    </w:p>
+    <w:p>
+      <w:pPr>
+        <w:spacing w:after="0" w:line="360" w:lineRule="atLeast"/>
+        <w:rPr>
+          <w:rFonts w:ascii="Calibri" w:eastAsia="Times New Roman" w:hAnsi="Calibri" w:cs="Calibri"/>
+          <w:color w:val="000000"/>
+          <w:kern w:val="0"/>
+          <w14:ligatures w14:val="none"/>
+        </w:rPr>
+      </w:pPr>
+      <w:r>
+        <w:rPr>
+          <w:rFonts w:ascii="Calibri" w:eastAsia="Times New Roman" w:hAnsi="Calibri" w:cs="Calibri"/>
+          <w:color w:val="000000"/>
+          <w:kern w:val="0"/>
+          <w14:ligatures w14:val="none"/>
+        </w:rPr>
+        <w:t>Gupta</w:t>
+      </w:r>
+      <w:r>
+        <w:rPr>
+          <w:rFonts w:ascii="Calibri" w:eastAsia="Times New Roman" w:hAnsi="Calibri" w:cs="Calibri"/>
+          <w:color w:val="000000"/>
+          <w:kern w:val="0"/>
+          <w14:ligatures w14:val="none"/>
+        </w:rPr>
+        <w:t xml:space="preserve">, </w:t>
+      </w:r>
+      <w:r>
+        <w:rPr>
+          <w:rFonts w:ascii="Calibri" w:eastAsia="Times New Roman" w:hAnsi="Calibri" w:cs="Calibri"/>
+          <w:color w:val="000000"/>
+          <w:kern w:val="0"/>
+          <w14:ligatures w14:val="none"/>
+        </w:rPr>
+        <w:t>R</w:t>
+      </w:r>
+      <w:r>
+        <w:rPr>
+          <w:rFonts w:ascii="Calibri" w:eastAsia="Times New Roman" w:hAnsi="Calibri" w:cs="Calibri"/>
+          <w:color w:val="000000"/>
+          <w:kern w:val="0"/>
+          <w14:ligatures w14:val="none"/>
+        </w:rPr>
+        <w:t>.</w:t>
+      </w:r>
+      <w:r>
+        <w:rPr>
+          <w:rFonts w:ascii="Calibri" w:eastAsia="Times New Roman" w:hAnsi="Calibri" w:cs="Calibri"/>
+          <w:color w:val="000000"/>
+          <w:kern w:val="0"/>
+          <w14:ligatures w14:val="none"/>
+        </w:rPr>
+        <w:t>, Bagdady, K., Mailey, B.A.</w:t>
+      </w:r>
+      <w:r>
+        <w:rPr>
+          <w:rFonts w:ascii="Calibri" w:eastAsia="Times New Roman" w:hAnsi="Calibri" w:cs="Calibri"/>
+          <w:color w:val="000000"/>
+          <w:kern w:val="0"/>
+          <w14:ligatures w14:val="none"/>
+        </w:rPr>
+        <w:t xml:space="preserve"> (2023). To ChatGPT or not to ChatGPT? The Impact of Artificial Intelligence on Academic Publishing.</w:t>
+      </w:r>
+      <w:r>
+        <w:rPr>
+          <w:rFonts w:ascii="Calibri" w:eastAsia="Times New Roman" w:hAnsi="Calibri" w:cs="Calibri"/>
+          <w:i/>
+          <w:iCs/>
+          <w:color w:val="000000"/>
+          <w:kern w:val="0"/>
+          <w14:ligatures w14:val="none"/>
+        </w:rPr>
+        <w:t xml:space="preserve"> </w:t>
+      </w:r>
+      <w:r>
+        <w:rPr>
+          <w:rFonts w:ascii="Calibri" w:eastAsia="Times New Roman" w:hAnsi="Calibri" w:cs="Calibri"/>
+          <w:i/>
+          <w:iCs/>
+          <w:color w:val="000000"/>
+          <w:kern w:val="0"/>
+          <w14:ligatures w14:val="none"/>
+        </w:rPr>
+        <w:t>Aesthetic Surgery Journal</w:t>
+      </w:r>
+      <w:r>
+        <w:rPr>
+          <w:rFonts w:ascii="Calibri" w:eastAsia="Times New Roman" w:hAnsi="Calibri" w:cs="Calibri"/>
+          <w:color w:val="000000"/>
+          <w:kern w:val="0"/>
+          <w14:ligatures w14:val="none"/>
+        </w:rPr>
+        <w:t>. doi:</w:t>
+      </w:r>
+      <w:r>
+        <w:t xml:space="preserve"> </w:t>
+      </w:r>
+      <w:hyperlink r:id="rId11" w:history="1">
         <w:r>
           <w:rPr>
             <w:rStyle w:val="Hyperlink"/>
@@ -871,7 +3430,7 @@
             <w:kern w:val="0"/>
             <w14:ligatures w14:val="none"/>
           </w:rPr>
-          <w:t>https://onlim.com/en/the-history-of-chatbots/</w:t>
+          <w:t>https://doi.org/10.1093/asj/sjad108</w:t>
         </w:r>
       </w:hyperlink>
       <w:r>
@@ -885,14 +3444,34 @@
       </w:r>
       <w:r>
         <w:rPr>
-          <w:rFonts w:ascii="Calibri" w:hAnsi="Calibri" w:cs="Calibri"/>
-          <w:color w:val="000000"/>
-        </w:rPr>
-        <w:t>(Accessed: 15 April 2022)</w:t>
-      </w:r>
-      <w:r>
-        <w:rPr>
-          <w:rFonts w:ascii="Calibri" w:eastAsia="Times New Roman" w:hAnsi="Calibri" w:cs="Calibri"/>
+          <w:rFonts w:cstheme="minorHAnsi"/>
+          <w:color w:val="000000"/>
+          <w:kern w:val="0"/>
+          <w14:ligatures w14:val="none"/>
+        </w:rPr>
+        <w:t xml:space="preserve">(Accessed: </w:t>
+      </w:r>
+      <w:r>
+        <w:rPr>
+          <w:rFonts w:cstheme="minorHAnsi"/>
+          <w:color w:val="000000"/>
+          <w:kern w:val="0"/>
+          <w14:ligatures w14:val="none"/>
+        </w:rPr>
+        <w:t>22</w:t>
+      </w:r>
+      <w:r>
+        <w:rPr>
+          <w:rFonts w:cstheme="minorHAnsi"/>
+          <w:color w:val="000000"/>
+          <w:kern w:val="0"/>
+          <w14:ligatures w14:val="none"/>
+        </w:rPr>
+        <w:t xml:space="preserve"> April 2023)</w:t>
+      </w:r>
+      <w:r>
+        <w:rPr>
+          <w:rFonts w:eastAsia="Times New Roman" w:cstheme="minorHAnsi"/>
           <w:color w:val="000000"/>
           <w:kern w:val="0"/>
           <w14:ligatures w14:val="none"/>
@@ -928,7 +3507,7 @@
           <w:kern w:val="0"/>
           <w14:ligatures w14:val="none"/>
         </w:rPr>
-        <w:t>Ortiz, S. (2023). </w:t>
+        <w:t>Tarran, B. (2023). Real talk? The future of ChatGPT. </w:t>
       </w:r>
       <w:r>
         <w:rPr>
@@ -939,36 +3518,114 @@
           <w:kern w:val="0"/>
           <w14:ligatures w14:val="none"/>
         </w:rPr>
-        <w:t>What is ChatGPT and why does it matter? Here’s everything you need to know</w:t>
-      </w:r>
-      <w:r>
-        <w:rPr>
-          <w:rFonts w:ascii="Calibri" w:eastAsia="Times New Roman" w:hAnsi="Calibri" w:cs="Calibri"/>
-          <w:color w:val="000000"/>
-          <w:kern w:val="0"/>
-          <w14:ligatures w14:val="none"/>
-        </w:rPr>
-        <w:t xml:space="preserve">. [online] </w:t>
-      </w:r>
-      <w:r>
-        <w:rPr>
-          <w:rFonts w:ascii="Calibri" w:eastAsia="Times New Roman" w:hAnsi="Calibri" w:cs="Calibri"/>
-          <w:color w:val="000000"/>
-          <w:kern w:val="0"/>
-          <w14:ligatures w14:val="none"/>
-        </w:rPr>
-        <w:t>ZDNet</w:t>
-      </w:r>
-      <w:r>
-        <w:rPr>
-          <w:rFonts w:ascii="Calibri" w:eastAsia="Times New Roman" w:hAnsi="Calibri" w:cs="Calibri"/>
-          <w:color w:val="000000"/>
-          <w:kern w:val="0"/>
-          <w14:ligatures w14:val="none"/>
-        </w:rPr>
-        <w:t xml:space="preserve">. Available at: </w:t>
-      </w:r>
-      <w:hyperlink r:id="rId8" w:history="1">
+        <w:t>Significance</w:t>
+      </w:r>
+      <w:r>
+        <w:rPr>
+          <w:rFonts w:ascii="Calibri" w:eastAsia="Times New Roman" w:hAnsi="Calibri" w:cs="Calibri"/>
+          <w:color w:val="000000"/>
+          <w:kern w:val="0"/>
+          <w14:ligatures w14:val="none"/>
+        </w:rPr>
+        <w:t>, 20(2), pp.4–5. doi:https://doi.org/10.1093/jrssig/qmad021</w:t>
+      </w:r>
+      <w:r>
+        <w:rPr>
+          <w:rFonts w:ascii="Calibri" w:eastAsia="Times New Roman" w:hAnsi="Calibri" w:cs="Calibri"/>
+          <w:color w:val="000000"/>
+          <w:kern w:val="0"/>
+          <w14:ligatures w14:val="none"/>
+        </w:rPr>
+        <w:t xml:space="preserve"> </w:t>
+      </w:r>
+      <w:r>
+        <w:rPr>
+          <w:rFonts w:cstheme="minorHAnsi"/>
+          <w:color w:val="000000"/>
+          <w:kern w:val="0"/>
+          <w14:ligatures w14:val="none"/>
+        </w:rPr>
+        <w:t xml:space="preserve">(Accessed: </w:t>
+      </w:r>
+      <w:r>
+        <w:rPr>
+          <w:rFonts w:cstheme="minorHAnsi"/>
+          <w:color w:val="000000"/>
+          <w:kern w:val="0"/>
+          <w14:ligatures w14:val="none"/>
+        </w:rPr>
+        <w:t>22</w:t>
+      </w:r>
+      <w:r>
+        <w:rPr>
+          <w:rFonts w:cstheme="minorHAnsi"/>
+          <w:color w:val="000000"/>
+          <w:kern w:val="0"/>
+          <w14:ligatures w14:val="none"/>
+        </w:rPr>
+        <w:t xml:space="preserve"> April 2023)</w:t>
+      </w:r>
+      <w:r>
+        <w:rPr>
+          <w:rFonts w:eastAsia="Times New Roman" w:cstheme="minorHAnsi"/>
+          <w:color w:val="000000"/>
+          <w:kern w:val="0"/>
+          <w14:ligatures w14:val="none"/>
+        </w:rPr>
+        <w:t>.</w:t>
+      </w:r>
+    </w:p>
+    <w:p>
+      <w:pPr>
+        <w:spacing w:after="0" w:line="360" w:lineRule="atLeast"/>
+        <w:rPr>
+          <w:rFonts w:ascii="Calibri" w:eastAsia="Times New Roman" w:hAnsi="Calibri" w:cs="Calibri"/>
+          <w:color w:val="000000"/>
+          <w:kern w:val="0"/>
+          <w14:ligatures w14:val="none"/>
+        </w:rPr>
+      </w:pPr>
+    </w:p>
+    <w:p>
+      <w:pPr>
+        <w:spacing w:after="0" w:line="360" w:lineRule="atLeast"/>
+        <w:rPr>
+          <w:rFonts w:eastAsia="Times New Roman" w:cstheme="minorHAnsi"/>
+          <w:color w:val="000000"/>
+          <w:kern w:val="0"/>
+          <w14:ligatures w14:val="none"/>
+        </w:rPr>
+      </w:pPr>
+      <w:r>
+        <w:rPr>
+          <w:rFonts w:ascii="Calibri" w:eastAsia="Times New Roman" w:hAnsi="Calibri" w:cs="Calibri"/>
+          <w:color w:val="000000"/>
+          <w:kern w:val="0"/>
+          <w14:ligatures w14:val="none"/>
+        </w:rPr>
+        <w:t>Hirsh-Pasek, K. and Blinkoff, E. (2023). </w:t>
+      </w:r>
+      <w:r>
+        <w:rPr>
+          <w:rFonts w:ascii="Calibri" w:eastAsia="Times New Roman" w:hAnsi="Calibri" w:cs="Calibri"/>
+          <w:i/>
+          <w:iCs/>
+          <w:color w:val="000000"/>
+          <w:kern w:val="0"/>
+          <w14:ligatures w14:val="none"/>
+        </w:rPr>
+        <w:t>ChatGPT: Educational friend or foe?</w:t>
+      </w:r>
+      <w:r>
+        <w:rPr>
+          <w:rFonts w:ascii="Calibri" w:eastAsia="Times New Roman" w:hAnsi="Calibri" w:cs="Calibri"/>
+          <w:color w:val="000000"/>
+          <w:kern w:val="0"/>
+          <w14:ligatures w14:val="none"/>
+        </w:rPr>
+        <w:t xml:space="preserve"> [online] Brookings. Available at: </w:t>
+      </w:r>
+      <w:hyperlink r:id="rId12" w:history="1">
         <w:r>
           <w:rPr>
             <w:rStyle w:val="Hyperlink"/>
@@ -976,7 +3633,7 @@
             <w:kern w:val="0"/>
             <w14:ligatures w14:val="none"/>
           </w:rPr>
-          <w:t>https://www.zdnet.com/article/what-is-chatgpt-and-why-does-it-matter-heres-everything-you-need-to-know/</w:t>
+          <w:t>https://www.brookings.edu/blog/education-plus-development/2023/01/09/chatgpt-educational-friend-or-foe/</w:t>
         </w:r>
       </w:hyperlink>
       <w:r>
@@ -990,14 +3647,34 @@
       </w:r>
       <w:r>
         <w:rPr>
-          <w:rFonts w:ascii="Calibri" w:hAnsi="Calibri" w:cs="Calibri"/>
-          <w:color w:val="000000"/>
-        </w:rPr>
-        <w:t>(Accessed: 15 April 2022)</w:t>
-      </w:r>
-      <w:r>
-        <w:rPr>
-          <w:rFonts w:ascii="Calibri" w:eastAsia="Times New Roman" w:hAnsi="Calibri" w:cs="Calibri"/>
+          <w:rFonts w:cstheme="minorHAnsi"/>
+          <w:color w:val="000000"/>
+          <w:kern w:val="0"/>
+          <w14:ligatures w14:val="none"/>
+        </w:rPr>
+        <w:t xml:space="preserve">(Accessed: </w:t>
+      </w:r>
+      <w:r>
+        <w:rPr>
+          <w:rFonts w:cstheme="minorHAnsi"/>
+          <w:color w:val="000000"/>
+          <w:kern w:val="0"/>
+          <w14:ligatures w14:val="none"/>
+        </w:rPr>
+        <w:t>22</w:t>
+      </w:r>
+      <w:r>
+        <w:rPr>
+          <w:rFonts w:cstheme="minorHAnsi"/>
+          <w:color w:val="000000"/>
+          <w:kern w:val="0"/>
+          <w14:ligatures w14:val="none"/>
+        </w:rPr>
+        <w:t xml:space="preserve"> April 2023)</w:t>
+      </w:r>
+      <w:r>
+        <w:rPr>
+          <w:rFonts w:eastAsia="Times New Roman" w:cstheme="minorHAnsi"/>
           <w:color w:val="000000"/>
           <w:kern w:val="0"/>
           <w14:ligatures w14:val="none"/>
@@ -1009,7 +3686,7 @@
       <w:pPr>
         <w:spacing w:after="0" w:line="360" w:lineRule="atLeast"/>
         <w:rPr>
-          <w:rFonts w:ascii="Calibri" w:eastAsia="Times New Roman" w:hAnsi="Calibri" w:cs="Calibri"/>
+          <w:rFonts w:eastAsia="Times New Roman" w:cstheme="minorHAnsi"/>
           <w:color w:val="000000"/>
           <w:kern w:val="0"/>
           <w14:ligatures w14:val="none"/>
@@ -1033,8 +3710,7 @@
           <w:kern w:val="0"/>
           <w14:ligatures w14:val="none"/>
         </w:rPr>
-        <w:lastRenderedPageBreak/>
-        <w:t>openai (2023). </w:t>
+        <w:t>Najafali, D., Camacho, J.M., Reiche, E., Galbraith, L., Morrison, S.D. and Dorafshar, A.H. (2023). Truth or Lies? The Pitfalls and Limitations of ChatGPT in Systematic Review Creation. </w:t>
       </w:r>
       <w:r>
         <w:rPr>
@@ -1045,28 +3721,17 @@
           <w:kern w:val="0"/>
           <w14:ligatures w14:val="none"/>
         </w:rPr>
-        <w:t>ChatGPT</w:t>
-      </w:r>
-      <w:r>
-        <w:rPr>
-          <w:rFonts w:ascii="Calibri" w:eastAsia="Times New Roman" w:hAnsi="Calibri" w:cs="Calibri"/>
-          <w:color w:val="000000"/>
-          <w:kern w:val="0"/>
-          <w14:ligatures w14:val="none"/>
-        </w:rPr>
-        <w:t xml:space="preserve">. [online] chat.openai.com. Available at: </w:t>
-      </w:r>
-      <w:hyperlink r:id="rId9" w:history="1">
-        <w:r>
-          <w:rPr>
-            <w:rStyle w:val="Hyperlink"/>
-            <w:rFonts w:ascii="Calibri" w:eastAsia="Times New Roman" w:hAnsi="Calibri" w:cs="Calibri"/>
-            <w:kern w:val="0"/>
-            <w14:ligatures w14:val="none"/>
-          </w:rPr>
-          <w:t>https://chat.openai.com/</w:t>
-        </w:r>
-      </w:hyperlink>
+        <w:t>Aesthetic Surgery Journal</w:t>
+      </w:r>
+      <w:r>
+        <w:rPr>
+          <w:rFonts w:ascii="Calibri" w:eastAsia="Times New Roman" w:hAnsi="Calibri" w:cs="Calibri"/>
+          <w:color w:val="000000"/>
+          <w:kern w:val="0"/>
+          <w14:ligatures w14:val="none"/>
+        </w:rPr>
+        <w:t>. doi:https://doi.org/10.1093/asj/sjad093</w:t>
+      </w:r>
       <w:r>
         <w:rPr>
           <w:rFonts w:ascii="Calibri" w:eastAsia="Times New Roman" w:hAnsi="Calibri" w:cs="Calibri"/>
@@ -1078,16 +3743,34 @@
       </w:r>
       <w:r>
         <w:rPr>
-          <w:rFonts w:ascii="Calibri" w:hAnsi="Calibri" w:cs="Calibri"/>
-          <w:color w:val="000000"/>
-          <w:kern w:val="0"/>
-          <w14:ligatures w14:val="none"/>
-        </w:rPr>
-        <w:t>(Accessed: 15 April 2022)</w:t>
-      </w:r>
-      <w:r>
-        <w:rPr>
-          <w:rFonts w:ascii="Calibri" w:eastAsia="Times New Roman" w:hAnsi="Calibri" w:cs="Calibri"/>
+          <w:rFonts w:cstheme="minorHAnsi"/>
+          <w:color w:val="000000"/>
+          <w:kern w:val="0"/>
+          <w14:ligatures w14:val="none"/>
+        </w:rPr>
+        <w:t xml:space="preserve">(Accessed: </w:t>
+      </w:r>
+      <w:r>
+        <w:rPr>
+          <w:rFonts w:cstheme="minorHAnsi"/>
+          <w:color w:val="000000"/>
+          <w:kern w:val="0"/>
+          <w14:ligatures w14:val="none"/>
+        </w:rPr>
+        <w:t>22</w:t>
+      </w:r>
+      <w:r>
+        <w:rPr>
+          <w:rFonts w:cstheme="minorHAnsi"/>
+          <w:color w:val="000000"/>
+          <w:kern w:val="0"/>
+          <w14:ligatures w14:val="none"/>
+        </w:rPr>
+        <w:t xml:space="preserve"> April 2023)</w:t>
+      </w:r>
+      <w:r>
+        <w:rPr>
+          <w:rFonts w:eastAsia="Times New Roman" w:cstheme="minorHAnsi"/>
           <w:color w:val="000000"/>
           <w:kern w:val="0"/>
           <w14:ligatures w14:val="none"/>
@@ -1123,6 +3806,28 @@
       <w:pPr>
         <w:spacing w:after="0" w:line="360" w:lineRule="atLeast"/>
         <w:rPr>
+          <w:rFonts w:eastAsia="Times New Roman" w:cstheme="minorHAnsi"/>
+          <w:color w:val="000000"/>
+          <w:kern w:val="0"/>
+          <w14:ligatures w14:val="none"/>
+        </w:rPr>
+      </w:pPr>
+    </w:p>
+    <w:p>
+      <w:pPr>
+        <w:spacing w:after="0" w:line="360" w:lineRule="atLeast"/>
+        <w:rPr>
+          <w:rFonts w:eastAsia="Times New Roman" w:cstheme="minorHAnsi"/>
+          <w:color w:val="000000"/>
+          <w:kern w:val="0"/>
+          <w14:ligatures w14:val="none"/>
+        </w:rPr>
+      </w:pPr>
+    </w:p>
+    <w:p>
+      <w:pPr>
+        <w:spacing w:after="0" w:line="360" w:lineRule="atLeast"/>
+        <w:rPr>
           <w:rFonts w:ascii="Calibri" w:eastAsia="Times New Roman" w:hAnsi="Calibri" w:cs="Calibri"/>
           <w:color w:val="000000"/>
           <w:kern w:val="0"/>
@@ -1191,13 +3896,167 @@
     </w:p>
     <w:p>
       <w:pPr>
+        <w:spacing w:after="0" w:line="360" w:lineRule="atLeast"/>
+        <w:rPr>
+          <w:rFonts w:ascii="Calibri" w:eastAsia="Times New Roman" w:hAnsi="Calibri" w:cs="Calibri"/>
+          <w:color w:val="000000"/>
+          <w:kern w:val="0"/>
+          <w14:ligatures w14:val="none"/>
+        </w:rPr>
+      </w:pPr>
+    </w:p>
+    <w:p>
+      <w:pPr>
+        <w:spacing w:after="0" w:line="360" w:lineRule="atLeast"/>
+        <w:rPr>
+          <w:rFonts w:ascii="Calibri" w:eastAsia="Times New Roman" w:hAnsi="Calibri" w:cs="Calibri"/>
+          <w:color w:val="000000"/>
+          <w:kern w:val="0"/>
+          <w14:ligatures w14:val="none"/>
+        </w:rPr>
+      </w:pPr>
+    </w:p>
+    <w:p>
+      <w:pPr>
+        <w:spacing w:before="100" w:beforeAutospacing="1" w:after="100" w:afterAutospacing="1" w:line="240" w:lineRule="auto"/>
+        <w:rPr>
+          <w:rFonts w:ascii="Calibri" w:eastAsia="Times New Roman" w:hAnsi="Calibri" w:cs="Calibri"/>
+          <w:color w:val="000000"/>
+          <w:kern w:val="0"/>
+          <w:sz w:val="27"/>
+          <w:szCs w:val="27"/>
+          <w14:ligatures w14:val="none"/>
+        </w:rPr>
+      </w:pPr>
+      <w:r>
+        <w:rPr>
+          <w:rFonts w:ascii="Calibri" w:eastAsia="Times New Roman" w:hAnsi="Calibri" w:cs="Calibri"/>
+          <w:color w:val="000000"/>
+          <w:kern w:val="0"/>
+          <w:sz w:val="27"/>
+          <w:szCs w:val="27"/>
+          <w14:ligatures w14:val="none"/>
+        </w:rPr>
+        <w:t>‌</w:t>
+      </w:r>
+    </w:p>
+    <w:p>
+      <w:pPr>
+        <w:spacing w:after="0" w:line="360" w:lineRule="atLeast"/>
+        <w:rPr>
+          <w:rFonts w:ascii="Calibri" w:eastAsia="Times New Roman" w:hAnsi="Calibri" w:cs="Calibri"/>
+          <w:color w:val="000000"/>
+          <w:kern w:val="0"/>
+          <w14:ligatures w14:val="none"/>
+        </w:rPr>
+      </w:pPr>
+    </w:p>
+    <w:p>
+      <w:pPr>
+        <w:spacing w:before="100" w:beforeAutospacing="1" w:after="100" w:afterAutospacing="1" w:line="240" w:lineRule="auto"/>
+        <w:rPr>
+          <w:rFonts w:ascii="Calibri" w:eastAsia="Times New Roman" w:hAnsi="Calibri" w:cs="Calibri"/>
+          <w:color w:val="000000"/>
+          <w:kern w:val="0"/>
+          <w:sz w:val="27"/>
+          <w:szCs w:val="27"/>
+          <w14:ligatures w14:val="none"/>
+        </w:rPr>
+      </w:pPr>
+      <w:r>
+        <w:rPr>
+          <w:rFonts w:ascii="Calibri" w:eastAsia="Times New Roman" w:hAnsi="Calibri" w:cs="Calibri"/>
+          <w:color w:val="000000"/>
+          <w:kern w:val="0"/>
+          <w:sz w:val="27"/>
+          <w:szCs w:val="27"/>
+          <w14:ligatures w14:val="none"/>
+        </w:rPr>
+        <w:t>‌</w:t>
+      </w:r>
+    </w:p>
+    <w:p>
+      <w:pPr>
+        <w:spacing w:after="0" w:line="360" w:lineRule="atLeast"/>
+        <w:rPr>
+          <w:rFonts w:eastAsia="Times New Roman" w:cstheme="minorHAnsi"/>
+          <w:color w:val="000000"/>
+          <w:kern w:val="0"/>
+          <w14:ligatures w14:val="none"/>
+        </w:rPr>
+      </w:pPr>
+    </w:p>
+    <w:p>
+      <w:pPr>
+        <w:spacing w:after="0" w:line="360" w:lineRule="atLeast"/>
+        <w:rPr>
+          <w:rFonts w:eastAsia="Times New Roman" w:cstheme="minorHAnsi"/>
+          <w:color w:val="000000"/>
+          <w:kern w:val="0"/>
+          <w14:ligatures w14:val="none"/>
+        </w:rPr>
+      </w:pPr>
+    </w:p>
+    <w:p>
+      <w:pPr>
+        <w:spacing w:after="0" w:line="360" w:lineRule="atLeast"/>
+        <w:rPr>
+          <w:rFonts w:eastAsia="Times New Roman" w:cstheme="minorHAnsi"/>
+          <w:color w:val="000000"/>
+          <w:kern w:val="0"/>
+          <w14:ligatures w14:val="none"/>
+        </w:rPr>
+      </w:pPr>
+    </w:p>
+    <w:p>
+      <w:pPr>
+        <w:spacing w:before="100" w:beforeAutospacing="1" w:after="100" w:afterAutospacing="1" w:line="240" w:lineRule="auto"/>
+        <w:rPr>
+          <w:rFonts w:eastAsia="Times New Roman" w:cstheme="minorHAnsi"/>
+          <w:color w:val="000000"/>
+          <w:kern w:val="0"/>
+          <w14:ligatures w14:val="none"/>
+        </w:rPr>
+      </w:pPr>
+      <w:r>
+        <w:rPr>
+          <w:rFonts w:eastAsia="Times New Roman" w:cstheme="minorHAnsi"/>
+          <w:color w:val="000000"/>
+          <w:kern w:val="0"/>
+          <w14:ligatures w14:val="none"/>
+        </w:rPr>
+        <w:t>‌</w:t>
+      </w:r>
+    </w:p>
+    <w:p>
+      <w:pPr>
+        <w:spacing w:before="100" w:beforeAutospacing="1" w:after="100" w:afterAutospacing="1" w:line="240" w:lineRule="auto"/>
+        <w:rPr>
+          <w:rFonts w:eastAsia="Times New Roman" w:cstheme="minorHAnsi"/>
+          <w:color w:val="000000"/>
+          <w:kern w:val="0"/>
+          <w14:ligatures w14:val="none"/>
+        </w:rPr>
+      </w:pPr>
+      <w:r>
+        <w:rPr>
+          <w:rFonts w:eastAsia="Times New Roman" w:cstheme="minorHAnsi"/>
+          <w:color w:val="000000"/>
+          <w:kern w:val="0"/>
+          <w14:ligatures w14:val="none"/>
+        </w:rPr>
+        <w:t>‌</w:t>
+      </w:r>
+    </w:p>
+    <w:p>
+      <w:pPr>
         <w:pStyle w:val="NormalWeb"/>
         <w:spacing w:before="0" w:beforeAutospacing="0" w:after="0" w:afterAutospacing="0" w:line="360" w:lineRule="atLeast"/>
         <w:rPr>
-          <w:rFonts w:ascii="Calibri" w:hAnsi="Calibri" w:cs="Calibri"/>
-          <w:color w:val="000000"/>
-          <w:sz w:val="27"/>
-          <w:szCs w:val="27"/>
+          <w:rFonts w:asciiTheme="minorHAnsi" w:hAnsiTheme="minorHAnsi" w:cstheme="minorHAnsi"/>
+          <w:color w:val="000000"/>
+          <w:sz w:val="22"/>
+          <w:szCs w:val="22"/>
           <w14:ligatures w14:val="none"/>
         </w:rPr>
       </w:pPr>
@@ -1206,23 +4065,20 @@
       <w:pPr>
         <w:spacing w:before="100" w:beforeAutospacing="1" w:after="100" w:afterAutospacing="1" w:line="240" w:lineRule="auto"/>
         <w:rPr>
-          <w:rFonts w:ascii="Calibri" w:eastAsia="Times New Roman" w:hAnsi="Calibri" w:cs="Calibri"/>
-          <w:color w:val="000000"/>
-          <w:kern w:val="0"/>
-          <w:sz w:val="27"/>
-          <w:szCs w:val="27"/>
-          <w14:ligatures w14:val="none"/>
-        </w:rPr>
-      </w:pPr>
-      <w:r>
-        <w:rPr>
-          <w:rFonts w:ascii="Calibri" w:eastAsia="Times New Roman" w:hAnsi="Calibri" w:cs="Calibri"/>
-          <w:color w:val="000000"/>
-          <w:kern w:val="0"/>
-          <w:sz w:val="27"/>
-          <w:szCs w:val="27"/>
-          <w14:ligatures w14:val="none"/>
-        </w:rPr>
+          <w:rFonts w:eastAsia="Times New Roman" w:cstheme="minorHAnsi"/>
+          <w:color w:val="000000"/>
+          <w:kern w:val="0"/>
+          <w14:ligatures w14:val="none"/>
+        </w:rPr>
+      </w:pPr>
+      <w:r>
+        <w:rPr>
+          <w:rFonts w:eastAsia="Times New Roman" w:cstheme="minorHAnsi"/>
+          <w:color w:val="000000"/>
+          <w:kern w:val="0"/>
+          <w14:ligatures w14:val="none"/>
+        </w:rPr>
+        <w:lastRenderedPageBreak/>
         <w:t>‌</w:t>
       </w:r>
     </w:p>
@@ -1230,49 +4086,196 @@
       <w:pPr>
         <w:spacing w:before="100" w:beforeAutospacing="1" w:after="100" w:afterAutospacing="1" w:line="240" w:lineRule="auto"/>
         <w:rPr>
-          <w:rFonts w:ascii="Calibri" w:eastAsia="Times New Roman" w:hAnsi="Calibri" w:cs="Calibri"/>
-          <w:color w:val="000000"/>
-          <w:kern w:val="0"/>
-          <w:sz w:val="27"/>
-          <w:szCs w:val="27"/>
-          <w14:ligatures w14:val="none"/>
-        </w:rPr>
-      </w:pPr>
+          <w:rFonts w:eastAsia="Times New Roman" w:cstheme="minorHAnsi"/>
+          <w:color w:val="000000"/>
+          <w:kern w:val="0"/>
+          <w14:ligatures w14:val="none"/>
+        </w:rPr>
+      </w:pPr>
+    </w:p>
+    <w:p>
+      <w:pPr>
+        <w:spacing w:after="0" w:line="360" w:lineRule="atLeast"/>
+        <w:rPr>
+          <w:rFonts w:eastAsia="Times New Roman" w:cstheme="minorHAnsi"/>
+          <w:color w:val="000000"/>
+          <w:kern w:val="0"/>
+          <w14:ligatures w14:val="none"/>
+        </w:rPr>
+      </w:pPr>
+    </w:p>
+    <w:p>
+      <w:pPr>
+        <w:spacing w:before="100" w:beforeAutospacing="1" w:after="100" w:afterAutospacing="1" w:line="240" w:lineRule="auto"/>
+        <w:rPr>
+          <w:rFonts w:eastAsia="Times New Roman" w:cstheme="minorHAnsi"/>
+          <w:color w:val="000000"/>
+          <w:kern w:val="0"/>
+          <w14:ligatures w14:val="none"/>
+        </w:rPr>
+      </w:pPr>
+      <w:r>
+        <w:rPr>
+          <w:rFonts w:eastAsia="Times New Roman" w:cstheme="minorHAnsi"/>
+          <w:color w:val="000000"/>
+          <w:kern w:val="0"/>
+          <w14:ligatures w14:val="none"/>
+        </w:rPr>
+        <w:t>‌</w:t>
+      </w:r>
+    </w:p>
+    <w:p>
+      <w:pPr>
+        <w:spacing w:after="0" w:line="360" w:lineRule="atLeast"/>
+        <w:rPr>
+          <w:rFonts w:eastAsia="Times New Roman" w:cstheme="minorHAnsi"/>
+          <w:color w:val="000000"/>
+          <w:kern w:val="0"/>
+          <w14:ligatures w14:val="none"/>
+        </w:rPr>
+      </w:pPr>
+    </w:p>
+    <w:p>
+      <w:pPr>
+        <w:spacing w:before="100" w:beforeAutospacing="1" w:after="100" w:afterAutospacing="1" w:line="240" w:lineRule="auto"/>
+        <w:rPr>
+          <w:rFonts w:eastAsia="Times New Roman" w:cstheme="minorHAnsi"/>
+          <w:color w:val="000000"/>
+          <w:kern w:val="0"/>
+          <w14:ligatures w14:val="none"/>
+        </w:rPr>
+      </w:pPr>
+      <w:r>
+        <w:rPr>
+          <w:rFonts w:eastAsia="Times New Roman" w:cstheme="minorHAnsi"/>
+          <w:color w:val="000000"/>
+          <w:kern w:val="0"/>
+          <w14:ligatures w14:val="none"/>
+        </w:rPr>
+        <w:t>‌</w:t>
+      </w:r>
+    </w:p>
+    <w:p>
+      <w:pPr>
+        <w:spacing w:after="0" w:line="360" w:lineRule="atLeast"/>
+        <w:rPr>
+          <w:rFonts w:eastAsia="Times New Roman" w:cstheme="minorHAnsi"/>
+          <w:color w:val="000000"/>
+          <w:kern w:val="0"/>
+          <w14:ligatures w14:val="none"/>
+        </w:rPr>
+      </w:pPr>
+    </w:p>
+    <w:p>
+      <w:pPr>
+        <w:spacing w:before="100" w:beforeAutospacing="1" w:after="100" w:afterAutospacing="1" w:line="240" w:lineRule="auto"/>
+        <w:rPr>
+          <w:rFonts w:eastAsia="Times New Roman" w:cstheme="minorHAnsi"/>
+          <w:color w:val="000000"/>
+          <w:kern w:val="0"/>
+          <w14:ligatures w14:val="none"/>
+        </w:rPr>
+      </w:pPr>
+      <w:r>
+        <w:rPr>
+          <w:rFonts w:eastAsia="Times New Roman" w:cstheme="minorHAnsi"/>
+          <w:color w:val="000000"/>
+          <w:kern w:val="0"/>
+          <w14:ligatures w14:val="none"/>
+        </w:rPr>
+        <w:t>‌</w:t>
+      </w:r>
     </w:p>
     <w:p>
       <w:pPr>
         <w:pStyle w:val="NormalWeb"/>
         <w:spacing w:before="0" w:beforeAutospacing="0" w:after="0" w:afterAutospacing="0" w:line="360" w:lineRule="atLeast"/>
         <w:rPr>
-          <w:rFonts w:ascii="Calibri" w:hAnsi="Calibri" w:cs="Calibri"/>
-          <w:color w:val="000000"/>
-          <w:sz w:val="27"/>
-          <w:szCs w:val="27"/>
+          <w:rFonts w:asciiTheme="minorHAnsi" w:hAnsiTheme="minorHAnsi" w:cstheme="minorHAnsi"/>
+          <w:color w:val="000000"/>
+          <w:sz w:val="22"/>
+          <w:szCs w:val="22"/>
+          <w14:ligatures w14:val="none"/>
+        </w:rPr>
+      </w:pPr>
+    </w:p>
+    <w:p>
+      <w:pPr>
+        <w:spacing w:before="100" w:beforeAutospacing="1" w:after="100" w:afterAutospacing="1" w:line="240" w:lineRule="auto"/>
+        <w:rPr>
+          <w:rFonts w:eastAsia="Times New Roman" w:cstheme="minorHAnsi"/>
+          <w:color w:val="000000"/>
+          <w:kern w:val="0"/>
+          <w14:ligatures w14:val="none"/>
+        </w:rPr>
+      </w:pPr>
+      <w:r>
+        <w:rPr>
+          <w:rFonts w:eastAsia="Times New Roman" w:cstheme="minorHAnsi"/>
+          <w:color w:val="000000"/>
+          <w:kern w:val="0"/>
+          <w14:ligatures w14:val="none"/>
+        </w:rPr>
+        <w:t>‌</w:t>
+      </w:r>
+    </w:p>
+    <w:p>
+      <w:pPr>
+        <w:spacing w:before="100" w:beforeAutospacing="1" w:after="100" w:afterAutospacing="1" w:line="240" w:lineRule="auto"/>
+        <w:rPr>
+          <w:rFonts w:eastAsia="Times New Roman" w:cstheme="minorHAnsi"/>
+          <w:color w:val="000000"/>
+          <w:kern w:val="0"/>
+          <w14:ligatures w14:val="none"/>
         </w:rPr>
       </w:pPr>
     </w:p>
     <w:p>
       <w:pPr>
         <w:pStyle w:val="NormalWeb"/>
-        <w:rPr>
-          <w:rFonts w:ascii="Calibri" w:hAnsi="Calibri" w:cs="Calibri"/>
-          <w:color w:val="000000"/>
-          <w:sz w:val="27"/>
-          <w:szCs w:val="27"/>
-        </w:rPr>
-      </w:pPr>
-      <w:r>
-        <w:rPr>
-          <w:rFonts w:ascii="Calibri" w:hAnsi="Calibri" w:cs="Calibri"/>
-          <w:color w:val="000000"/>
-          <w:sz w:val="27"/>
-          <w:szCs w:val="27"/>
+        <w:spacing w:before="0" w:beforeAutospacing="0" w:after="0" w:afterAutospacing="0" w:line="360" w:lineRule="atLeast"/>
+        <w:rPr>
+          <w:rFonts w:asciiTheme="minorHAnsi" w:hAnsiTheme="minorHAnsi" w:cstheme="minorHAnsi"/>
+          <w:color w:val="000000"/>
+          <w:sz w:val="22"/>
+          <w:szCs w:val="22"/>
+        </w:rPr>
+      </w:pPr>
+    </w:p>
+    <w:p>
+      <w:pPr>
+        <w:pStyle w:val="NormalWeb"/>
+        <w:rPr>
+          <w:rFonts w:asciiTheme="minorHAnsi" w:hAnsiTheme="minorHAnsi" w:cstheme="minorHAnsi"/>
+          <w:color w:val="000000"/>
+          <w:sz w:val="22"/>
+          <w:szCs w:val="22"/>
+        </w:rPr>
+      </w:pPr>
+      <w:r>
+        <w:rPr>
+          <w:rFonts w:asciiTheme="minorHAnsi" w:hAnsiTheme="minorHAnsi" w:cstheme="minorHAnsi"/>
+          <w:color w:val="000000"/>
+          <w:sz w:val="22"/>
+          <w:szCs w:val="22"/>
         </w:rPr>
         <w:t>‌</w:t>
       </w:r>
     </w:p>
-    <w:p/>
-    <w:p/>
+    <w:p>
+      <w:pPr>
+        <w:rPr>
+          <w:rFonts w:cstheme="minorHAnsi"/>
+        </w:rPr>
+      </w:pPr>
+    </w:p>
+    <w:p>
+      <w:pPr>
+        <w:rPr>
+          <w:rFonts w:cstheme="minorHAnsi"/>
+        </w:rPr>
+      </w:pPr>
+    </w:p>
     <w:sectPr>
       <w:pgSz w:w="12240" w:h="15840"/>
       <w:pgMar w:top="1440" w:right="1440" w:bottom="1440" w:left="1440" w:header="720" w:footer="720" w:gutter="0"/>
@@ -1372,6 +4375,95 @@
     </w:lvl>
   </w:abstractNum>
   <w:abstractNum w:abstractNumId="1" w15:restartNumberingAfterBreak="0">
+    <w:nsid w:val="2D6710A2"/>
+    <w:multiLevelType w:val="hybridMultilevel"/>
+    <w:tmpl w:val="443AF412"/>
+    <w:lvl w:ilvl="0" w:tplc="0409000F">
+      <w:start w:val="1"/>
+      <w:numFmt w:val="decimal"/>
+      <w:lvlText w:val="%1."/>
+      <w:lvlJc w:val="left"/>
+      <w:pPr>
+        <w:ind w:left="720" w:hanging="360"/>
+      </w:pPr>
+      <w:rPr>
+        <w:rFonts w:hint="default"/>
+      </w:rPr>
+    </w:lvl>
+    <w:lvl w:ilvl="1" w:tplc="04090019" w:tentative="1">
+      <w:start w:val="1"/>
+      <w:numFmt w:val="lowerLetter"/>
+      <w:lvlText w:val="%2."/>
+      <w:lvlJc w:val="left"/>
+      <w:pPr>
+        <w:ind w:left="1440" w:hanging="360"/>
+      </w:pPr>
+    </w:lvl>
+    <w:lvl w:ilvl="2" w:tplc="0409001B" w:tentative="1">
+      <w:start w:val="1"/>
+      <w:numFmt w:val="lowerRoman"/>
+      <w:lvlText w:val="%3."/>
+      <w:lvlJc w:val="right"/>
+      <w:pPr>
+        <w:ind w:left="2160" w:hanging="180"/>
+      </w:pPr>
+    </w:lvl>
+    <w:lvl w:ilvl="3" w:tplc="0409000F" w:tentative="1">
+      <w:start w:val="1"/>
+      <w:numFmt w:val="decimal"/>
+      <w:lvlText w:val="%4."/>
+      <w:lvlJc w:val="left"/>
+      <w:pPr>
+        <w:ind w:left="2880" w:hanging="360"/>
+      </w:pPr>
+    </w:lvl>
+    <w:lvl w:ilvl="4" w:tplc="04090019" w:tentative="1">
+      <w:start w:val="1"/>
+      <w:numFmt w:val="lowerLetter"/>
+      <w:lvlText w:val="%5."/>
+      <w:lvlJc w:val="left"/>
+      <w:pPr>
+        <w:ind w:left="3600" w:hanging="360"/>
+      </w:pPr>
+    </w:lvl>
+    <w:lvl w:ilvl="5" w:tplc="0409001B" w:tentative="1">
+      <w:start w:val="1"/>
+      <w:numFmt w:val="lowerRoman"/>
+      <w:lvlText w:val="%6."/>
+      <w:lvlJc w:val="right"/>
+      <w:pPr>
+        <w:ind w:left="4320" w:hanging="180"/>
+      </w:pPr>
+    </w:lvl>
+    <w:lvl w:ilvl="6" w:tplc="0409000F" w:tentative="1">
+      <w:start w:val="1"/>
+      <w:numFmt w:val="decimal"/>
+      <w:lvlText w:val="%7."/>
+      <w:lvlJc w:val="left"/>
+      <w:pPr>
+        <w:ind w:left="5040" w:hanging="360"/>
+      </w:pPr>
+    </w:lvl>
+    <w:lvl w:ilvl="7" w:tplc="04090019" w:tentative="1">
+      <w:start w:val="1"/>
+      <w:numFmt w:val="lowerLetter"/>
+      <w:lvlText w:val="%8."/>
+      <w:lvlJc w:val="left"/>
+      <w:pPr>
+        <w:ind w:left="5760" w:hanging="360"/>
+      </w:pPr>
+    </w:lvl>
+    <w:lvl w:ilvl="8" w:tplc="0409001B" w:tentative="1">
+      <w:start w:val="1"/>
+      <w:numFmt w:val="lowerRoman"/>
+      <w:lvlText w:val="%9."/>
+      <w:lvlJc w:val="right"/>
+      <w:pPr>
+        <w:ind w:left="6480" w:hanging="180"/>
+      </w:pPr>
+    </w:lvl>
+  </w:abstractNum>
+  <w:abstractNum w:abstractNumId="2" w15:restartNumberingAfterBreak="0">
     <w:nsid w:val="3C16693D"/>
     <w:multiLevelType w:val="hybridMultilevel"/>
     <w:tmpl w:val="409CFB58"/>
@@ -1484,7 +4576,7 @@
       </w:rPr>
     </w:lvl>
   </w:abstractNum>
-  <w:abstractNum w:abstractNumId="2" w15:restartNumberingAfterBreak="0">
+  <w:abstractNum w:abstractNumId="3" w15:restartNumberingAfterBreak="0">
     <w:nsid w:val="564F6412"/>
     <w:multiLevelType w:val="hybridMultilevel"/>
     <w:tmpl w:val="C4B26106"/>
@@ -1597,7 +4689,7 @@
       </w:rPr>
     </w:lvl>
   </w:abstractNum>
-  <w:abstractNum w:abstractNumId="3" w15:restartNumberingAfterBreak="0">
+  <w:abstractNum w:abstractNumId="4" w15:restartNumberingAfterBreak="0">
     <w:nsid w:val="7B246C0D"/>
     <w:multiLevelType w:val="hybridMultilevel"/>
     <w:tmpl w:val="104231C8"/>
@@ -1684,16 +4776,19 @@
     </w:lvl>
   </w:abstractNum>
   <w:num w:numId="1" w16cid:durableId="1689059825">
-    <w:abstractNumId w:val="1"/>
+    <w:abstractNumId w:val="2"/>
   </w:num>
   <w:num w:numId="2" w16cid:durableId="260378653">
-    <w:abstractNumId w:val="2"/>
+    <w:abstractNumId w:val="3"/>
   </w:num>
   <w:num w:numId="3" w16cid:durableId="1047991443">
-    <w:abstractNumId w:val="3"/>
+    <w:abstractNumId w:val="4"/>
   </w:num>
   <w:num w:numId="4" w16cid:durableId="1776631565">
     <w:abstractNumId w:val="0"/>
+  </w:num>
+  <w:num w:numId="5" w16cid:durableId="436102765">
+    <w:abstractNumId w:val="1"/>
   </w:num>
 </w:numbering>
 </file>
@@ -2099,6 +5194,26 @@
     <w:name w:val="Normal"/>
     <w:qFormat/>
   </w:style>
+  <w:style w:type="paragraph" w:styleId="Heading1">
+    <w:name w:val="heading 1"/>
+    <w:basedOn w:val="Normal"/>
+    <w:link w:val="Heading1Char"/>
+    <w:uiPriority w:val="9"/>
+    <w:qFormat/>
+    <w:rsid w:val="00274C0D"/>
+    <w:pPr>
+      <w:spacing w:before="100" w:beforeAutospacing="1" w:after="100" w:afterAutospacing="1" w:line="240" w:lineRule="auto"/>
+      <w:outlineLvl w:val="0"/>
+    </w:pPr>
+    <w:rPr>
+      <w:rFonts w:ascii="Times New Roman" w:eastAsia="Times New Roman" w:hAnsi="Times New Roman" w:cs="Times New Roman"/>
+      <w:b/>
+      <w:bCs/>
+      <w:kern w:val="36"/>
+      <w:sz w:val="48"/>
+      <w:szCs w:val="48"/>
+    </w:rPr>
+  </w:style>
   <w:style w:type="character" w:default="1" w:styleId="DefaultParagraphFont">
     <w:name w:val="Default Paragraph Font"/>
     <w:uiPriority w:val="1"/>
@@ -2175,6 +5290,21 @@
     <w:rPr>
       <w:color w:val="605E5C"/>
       <w:shd w:val="clear" w:color="auto" w:fill="E1DFDD"/>
+    </w:rPr>
+  </w:style>
+  <w:style w:type="character" w:customStyle="1" w:styleId="Heading1Char">
+    <w:name w:val="Heading 1 Char"/>
+    <w:basedOn w:val="DefaultParagraphFont"/>
+    <w:link w:val="Heading1"/>
+    <w:uiPriority w:val="9"/>
+    <w:rsid w:val="00274C0D"/>
+    <w:rPr>
+      <w:rFonts w:ascii="Times New Roman" w:eastAsia="Times New Roman" w:hAnsi="Times New Roman" w:cs="Times New Roman"/>
+      <w:b/>
+      <w:bCs/>
+      <w:kern w:val="36"/>
+      <w:sz w:val="48"/>
+      <w:szCs w:val="48"/>
     </w:rPr>
   </w:style>
 </w:styles>
